--- a/mgmt/frontend/public/sample-templates/report-en-sample.docx
+++ b/mgmt/frontend/public/sample-templates/report-en-sample.docx
@@ -4,143 +4,294 @@
   <w:body>
     <w:p>
       <w:pPr>
+        <w:spacing w:after="40"/>
+        <w:jc w:val="center"/>
+      </w:pPr>
+      <w:r>
+        <w:drawing>
+          <wp:inline xmlns:a="http://schemas.openxmlformats.org/drawingml/2006/main" xmlns:pic="http://schemas.openxmlformats.org/drawingml/2006/picture">
+            <wp:extent cx="792000" cy="792000"/>
+            <wp:docPr id="1" name="Picture 1"/>
+            <wp:cNvGraphicFramePr>
+              <a:graphicFrameLocks noChangeAspect="1"/>
+            </wp:cNvGraphicFramePr>
+            <a:graphic>
+              <a:graphicData uri="http://schemas.openxmlformats.org/drawingml/2006/picture">
+                <pic:pic>
+                  <pic:nvPicPr>
+                    <pic:cNvPr id="0" name="logo.png"/>
+                    <pic:cNvPicPr/>
+                  </pic:nvPicPr>
+                  <pic:blipFill>
+                    <a:blip r:embed="rId10"/>
+                    <a:stretch>
+                      <a:fillRect/>
+                    </a:stretch>
+                  </pic:blipFill>
+                  <pic:spPr>
+                    <a:xfrm>
+                      <a:off x="0" y="0"/>
+                      <a:ext cx="792000" cy="792000"/>
+                    </a:xfrm>
+                    <a:prstGeom prst="rect"/>
+                  </pic:spPr>
+                </pic:pic>
+              </a:graphicData>
+            </a:graphic>
+          </wp:inline>
+        </w:drawing>
+      </w:r>
+    </w:p>
+    <w:p>
+      <w:pPr>
+        <w:spacing w:after="0" w:before="0"/>
         <w:jc w:val="center"/>
       </w:pPr>
       <w:r>
         <w:rPr>
           <w:b/>
           <w:i w:val="0"/>
-          <w:color w:val="F27A1A"/>
-          <w:sz w:val="32"/>
+          <w:color w:val="8B1E1E"/>
+          <w:sz w:val="26"/>
         </w:rPr>
-        <w:t>NAVYUVAK CHHATH PUJA SAMITI</w:t>
+        <w:t>नवयुवक छठ पूजा समिति</w:t>
       </w:r>
     </w:p>
     <w:p>
       <w:pPr>
+        <w:spacing w:after="40" w:before="0"/>
         <w:jc w:val="center"/>
       </w:pPr>
       <w:r>
         <w:rPr>
-          <w:b w:val="0"/>
-          <w:i/>
-          <w:color w:val="666666"/>
+          <w:b/>
+          <w:i w:val="0"/>
+          <w:color w:val="F1922A"/>
           <w:sz w:val="18"/>
         </w:rPr>
-        <w:t>Shaharpura Gardih</w:t>
+        <w:t>NAVYUVAK CHHATH PUJA SAMITI · EST. 2017</w:t>
       </w:r>
     </w:p>
-    <w:p/>
     <w:p>
+      <w:pPr>
+        <w:spacing w:after="0" w:before="0"/>
+        <w:jc w:val="center"/>
+      </w:pPr>
       <w:r>
         <w:rPr>
           <w:b/>
           <w:i w:val="0"/>
-          <w:color w:val="F27A1A"/>
-          <w:sz w:val="30"/>
+          <w:color w:val="222222"/>
+          <w:sz w:val="22"/>
         </w:rPr>
-        <w:t>Summary — Year: {YEAR}</w:t>
+        <w:t>नवयुवक छठ पूजा समिति · वार्षिक रिपोर्ट</w:t>
       </w:r>
     </w:p>
     <w:p>
-      <w:r>
-        <w:rPr>
-          <w:b w:val="0"/>
-          <w:i w:val="0"/>
-          <w:sz w:val="22"/>
-        </w:rPr>
-        <w:t xml:space="preserve">Total Collection: </w:t>
-      </w:r>
+      <w:pPr>
+        <w:spacing w:after="40" w:before="0"/>
+        <w:jc w:val="center"/>
+      </w:pPr>
       <w:r>
         <w:rPr>
           <w:b/>
           <w:i w:val="0"/>
-          <w:sz w:val="22"/>
+          <w:color w:val="555555"/>
+          <w:sz w:val="19"/>
         </w:rPr>
-        <w:t>{TOTAL_COLLECTION}</w:t>
+        <w:t>ANNUAL REPORT — {YEAR}</w:t>
       </w:r>
     </w:p>
     <w:p>
-      <w:r>
-        <w:rPr>
-          <w:b w:val="0"/>
-          <w:i w:val="0"/>
-          <w:sz w:val="22"/>
-        </w:rPr>
-        <w:t xml:space="preserve">Past Year Loan Received (Principal + Interest): </w:t>
-      </w:r>
+      <w:pPr>
+        <w:spacing w:after="80" w:before="40"/>
+        <w:pBdr>
+          <w:bottom w:val="single" w:sz="6" w:space="1" w:color="E0C99B"/>
+        </w:pBdr>
+      </w:pPr>
+    </w:p>
+    <w:p>
+      <w:pPr>
+        <w:spacing w:after="80" w:before="80"/>
+      </w:pPr>
       <w:r>
         <w:rPr>
           <w:b/>
           <w:i w:val="0"/>
+          <w:color w:val="8B1E1E"/>
           <w:sz w:val="22"/>
         </w:rPr>
-        <w:t>{PAST_RETURN}</w:t>
+        <w:t>SUMMARY / सारांश</w:t>
       </w:r>
     </w:p>
+    <w:tbl>
+      <w:tblPr>
+        <w:tblW w:type="auto" w:w="0"/>
+        <w:jc w:val="center"/>
+        <w:tblLook w:firstColumn="1" w:firstRow="1" w:lastColumn="0" w:lastRow="0" w:noHBand="0" w:noVBand="1" w:val="04A0"/>
+      </w:tblPr>
+      <w:tblGrid>
+        <w:gridCol w:w="5046"/>
+        <w:gridCol w:w="5046"/>
+      </w:tblGrid>
+      <w:tr>
+        <w:tc>
+          <w:tcPr>
+            <w:tcW w:type="dxa" w:w="3402"/>
+          </w:tcPr>
+          <w:p>
+            <w:r>
+              <w:rPr>
+                <w:b/>
+                <w:sz w:val="20"/>
+              </w:rPr>
+              <w:t>Total Collection / कुल संग्रह:</w:t>
+            </w:r>
+          </w:p>
+        </w:tc>
+        <w:tc>
+          <w:tcPr>
+            <w:tcW w:type="dxa" w:w="3402"/>
+          </w:tcPr>
+          <w:p>
+            <w:r>
+              <w:rPr>
+                <w:sz w:val="20"/>
+              </w:rPr>
+              <w:t>{TOTAL_COLLECTION}</w:t>
+            </w:r>
+          </w:p>
+        </w:tc>
+      </w:tr>
+      <w:tr>
+        <w:tc>
+          <w:tcPr>
+            <w:tcW w:type="dxa" w:w="3402"/>
+          </w:tcPr>
+          <w:p>
+            <w:r>
+              <w:rPr>
+                <w:b/>
+                <w:sz w:val="20"/>
+              </w:rPr>
+              <w:t>Past Return / विगत वापसी:</w:t>
+            </w:r>
+          </w:p>
+        </w:tc>
+        <w:tc>
+          <w:tcPr>
+            <w:tcW w:type="dxa" w:w="3402"/>
+          </w:tcPr>
+          <w:p>
+            <w:r>
+              <w:rPr>
+                <w:sz w:val="20"/>
+              </w:rPr>
+              <w:t>{PAST_RETURN}</w:t>
+            </w:r>
+          </w:p>
+        </w:tc>
+      </w:tr>
+      <w:tr>
+        <w:tc>
+          <w:tcPr>
+            <w:tcW w:type="dxa" w:w="3402"/>
+          </w:tcPr>
+          <w:p>
+            <w:r>
+              <w:rPr>
+                <w:b/>
+                <w:sz w:val="20"/>
+              </w:rPr>
+              <w:t>Total Expenses / कुल व्यय:</w:t>
+            </w:r>
+          </w:p>
+        </w:tc>
+        <w:tc>
+          <w:tcPr>
+            <w:tcW w:type="dxa" w:w="3402"/>
+          </w:tcPr>
+          <w:p>
+            <w:r>
+              <w:rPr>
+                <w:sz w:val="20"/>
+              </w:rPr>
+              <w:t>{TOTAL_EXPENSES}</w:t>
+            </w:r>
+          </w:p>
+        </w:tc>
+      </w:tr>
+      <w:tr>
+        <w:tc>
+          <w:tcPr>
+            <w:tcW w:type="dxa" w:w="3402"/>
+          </w:tcPr>
+          <w:p>
+            <w:r>
+              <w:rPr>
+                <w:b/>
+                <w:sz w:val="20"/>
+              </w:rPr>
+              <w:t>Total Budget / कुल बजट:</w:t>
+            </w:r>
+          </w:p>
+        </w:tc>
+        <w:tc>
+          <w:tcPr>
+            <w:tcW w:type="dxa" w:w="3402"/>
+          </w:tcPr>
+          <w:p>
+            <w:r>
+              <w:rPr>
+                <w:sz w:val="20"/>
+              </w:rPr>
+              <w:t>{TOTAL_BUDGET}</w:t>
+            </w:r>
+          </w:p>
+        </w:tc>
+      </w:tr>
+      <w:tr>
+        <w:tc>
+          <w:tcPr>
+            <w:tcW w:type="dxa" w:w="3402"/>
+          </w:tcPr>
+          <w:p>
+            <w:r>
+              <w:rPr>
+                <w:b/>
+                <w:sz w:val="20"/>
+              </w:rPr>
+              <w:t>Surplus / शेष:</w:t>
+            </w:r>
+          </w:p>
+        </w:tc>
+        <w:tc>
+          <w:tcPr>
+            <w:tcW w:type="dxa" w:w="3402"/>
+          </w:tcPr>
+          <w:p>
+            <w:r>
+              <w:rPr>
+                <w:sz w:val="20"/>
+              </w:rPr>
+              <w:t>{SURPLUS}</w:t>
+            </w:r>
+          </w:p>
+        </w:tc>
+      </w:tr>
+    </w:tbl>
     <w:p>
-      <w:r>
-        <w:rPr>
-          <w:b w:val="0"/>
-          <w:i w:val="0"/>
-          <w:sz w:val="22"/>
-        </w:rPr>
-        <w:t xml:space="preserve">Total Expenses: </w:t>
-      </w:r>
+      <w:pPr>
+        <w:spacing w:after="80" w:before="160"/>
+      </w:pPr>
       <w:r>
         <w:rPr>
           <w:b/>
           <w:i w:val="0"/>
+          <w:color w:val="8B1E1E"/>
           <w:sz w:val="22"/>
         </w:rPr>
-        <w:t>{TOTAL_EXPENSES}</w:t>
-      </w:r>
-    </w:p>
-    <w:p>
-      <w:r>
-        <w:rPr>
-          <w:b w:val="0"/>
-          <w:i w:val="0"/>
-          <w:sz w:val="22"/>
-        </w:rPr>
-        <w:t xml:space="preserve">Total Budget: </w:t>
-      </w:r>
-      <w:r>
-        <w:rPr>
-          <w:b/>
-          <w:i w:val="0"/>
-          <w:sz w:val="22"/>
-        </w:rPr>
-        <w:t>{TOTAL_BUDGET}</w:t>
-      </w:r>
-    </w:p>
-    <w:p>
-      <w:r>
-        <w:rPr>
-          <w:b w:val="0"/>
-          <w:i w:val="0"/>
-          <w:sz w:val="22"/>
-        </w:rPr>
-        <w:t xml:space="preserve">Surplus: </w:t>
-      </w:r>
-      <w:r>
-        <w:rPr>
-          <w:b/>
-          <w:i w:val="0"/>
-          <w:sz w:val="22"/>
-        </w:rPr>
-        <w:t>{SURPLUS}</w:t>
-      </w:r>
-    </w:p>
-    <w:p/>
-    <w:p>
-      <w:r>
-        <w:rPr>
-          <w:b/>
-          <w:i w:val="0"/>
-          <w:sz w:val="24"/>
-        </w:rPr>
-        <w:t>Loan Details</w:t>
+        <w:t>LOANS</w:t>
       </w:r>
     </w:p>
     <w:tbl>
@@ -151,28 +302,23 @@
         <w:tblLook w:firstColumn="1" w:firstRow="1" w:lastColumn="0" w:lastRow="0" w:noHBand="0" w:noVBand="1" w:val="04A0"/>
       </w:tblPr>
       <w:tblGrid>
-        <w:gridCol w:w="2108"/>
-        <w:gridCol w:w="2108"/>
-        <w:gridCol w:w="2108"/>
-        <w:gridCol w:w="2108"/>
-        <w:gridCol w:w="2108"/>
+        <w:gridCol w:w="2018"/>
+        <w:gridCol w:w="2018"/>
+        <w:gridCol w:w="2018"/>
+        <w:gridCol w:w="2018"/>
+        <w:gridCol w:w="2018"/>
       </w:tblGrid>
       <w:tr>
         <w:tc>
           <w:tcPr>
-            <w:tcW w:type="dxa" w:w="2108"/>
-            <w:shd w:val="clear" w:color="auto" w:fill="F27A1A"/>
+            <w:tcW w:type="dxa" w:w="2018"/>
+            <w:shd w:val="clear" w:fill="FCE9C6"/>
           </w:tcPr>
           <w:p>
-            <w:pPr>
-              <w:jc w:val="center"/>
-            </w:pPr>
             <w:r>
               <w:rPr>
                 <w:b/>
-                <w:i w:val="0"/>
-                <w:color w:val="FFFFFF"/>
-                <w:sz w:val="18"/>
+                <w:sz w:val="17"/>
               </w:rPr>
               <w:t>Loan Taker</w:t>
             </w:r>
@@ -180,19 +326,14 @@
         </w:tc>
         <w:tc>
           <w:tcPr>
-            <w:tcW w:type="dxa" w:w="2108"/>
-            <w:shd w:val="clear" w:color="auto" w:fill="F27A1A"/>
+            <w:tcW w:type="dxa" w:w="2018"/>
+            <w:shd w:val="clear" w:fill="FCE9C6"/>
           </w:tcPr>
           <w:p>
-            <w:pPr>
-              <w:jc w:val="center"/>
-            </w:pPr>
             <w:r>
               <w:rPr>
                 <w:b/>
-                <w:i w:val="0"/>
-                <w:color w:val="FFFFFF"/>
-                <w:sz w:val="18"/>
+                <w:sz w:val="17"/>
               </w:rPr>
               <w:t>Amount</w:t>
             </w:r>
@@ -200,39 +341,29 @@
         </w:tc>
         <w:tc>
           <w:tcPr>
-            <w:tcW w:type="dxa" w:w="2108"/>
-            <w:shd w:val="clear" w:color="auto" w:fill="F27A1A"/>
+            <w:tcW w:type="dxa" w:w="2018"/>
+            <w:shd w:val="clear" w:fill="FCE9C6"/>
           </w:tcPr>
           <w:p>
-            <w:pPr>
-              <w:jc w:val="center"/>
-            </w:pPr>
             <w:r>
               <w:rPr>
                 <w:b/>
-                <w:i w:val="0"/>
-                <w:color w:val="FFFFFF"/>
-                <w:sz w:val="18"/>
+                <w:sz w:val="17"/>
               </w:rPr>
-              <w:t>Interest %</w:t>
+              <w:t>Interest</w:t>
             </w:r>
           </w:p>
         </w:tc>
         <w:tc>
           <w:tcPr>
-            <w:tcW w:type="dxa" w:w="2108"/>
-            <w:shd w:val="clear" w:color="auto" w:fill="F27A1A"/>
+            <w:tcW w:type="dxa" w:w="2018"/>
+            <w:shd w:val="clear" w:fill="FCE9C6"/>
           </w:tcPr>
           <w:p>
-            <w:pPr>
-              <w:jc w:val="center"/>
-            </w:pPr>
             <w:r>
               <w:rPr>
                 <w:b/>
-                <w:i w:val="0"/>
-                <w:color w:val="FFFFFF"/>
-                <w:sz w:val="18"/>
+                <w:sz w:val="17"/>
               </w:rPr>
               <w:t>Tenure</w:t>
             </w:r>
@@ -240,19 +371,14 @@
         </w:tc>
         <w:tc>
           <w:tcPr>
-            <w:tcW w:type="dxa" w:w="2108"/>
-            <w:shd w:val="clear" w:color="auto" w:fill="F27A1A"/>
+            <w:tcW w:type="dxa" w:w="2018"/>
+            <w:shd w:val="clear" w:fill="FCE9C6"/>
           </w:tcPr>
           <w:p>
-            <w:pPr>
-              <w:jc w:val="center"/>
-            </w:pPr>
             <w:r>
               <w:rPr>
                 <w:b/>
-                <w:i w:val="0"/>
-                <w:color w:val="FFFFFF"/>
-                <w:sz w:val="18"/>
+                <w:sz w:val="17"/>
               </w:rPr>
               <w:t>Status</w:t>
             </w:r>
@@ -262,17 +388,12 @@
       <w:tr>
         <w:tc>
           <w:tcPr>
-            <w:tcW w:type="dxa" w:w="2108"/>
+            <w:tcW w:type="dxa" w:w="2018"/>
           </w:tcPr>
           <w:p>
-            <w:pPr>
-              <w:jc w:val="center"/>
-            </w:pPr>
             <w:r>
               <w:rPr>
-                <w:b w:val="0"/>
-                <w:i w:val="0"/>
-                <w:sz w:val="18"/>
+                <w:sz w:val="17"/>
               </w:rPr>
               <w:t>{#loans}{LOAN_TAKER}</w:t>
             </w:r>
@@ -280,17 +401,12 @@
         </w:tc>
         <w:tc>
           <w:tcPr>
-            <w:tcW w:type="dxa" w:w="2108"/>
+            <w:tcW w:type="dxa" w:w="2018"/>
           </w:tcPr>
           <w:p>
-            <w:pPr>
-              <w:jc w:val="center"/>
-            </w:pPr>
             <w:r>
               <w:rPr>
-                <w:b w:val="0"/>
-                <w:i w:val="0"/>
-                <w:sz w:val="18"/>
+                <w:sz w:val="17"/>
               </w:rPr>
               <w:t>{AMOUNT}</w:t>
             </w:r>
@@ -298,17 +414,12 @@
         </w:tc>
         <w:tc>
           <w:tcPr>
-            <w:tcW w:type="dxa" w:w="2108"/>
+            <w:tcW w:type="dxa" w:w="2018"/>
           </w:tcPr>
           <w:p>
-            <w:pPr>
-              <w:jc w:val="center"/>
-            </w:pPr>
             <w:r>
               <w:rPr>
-                <w:b w:val="0"/>
-                <w:i w:val="0"/>
-                <w:sz w:val="18"/>
+                <w:sz w:val="17"/>
               </w:rPr>
               <w:t>{INTEREST}</w:t>
             </w:r>
@@ -316,17 +427,12 @@
         </w:tc>
         <w:tc>
           <w:tcPr>
-            <w:tcW w:type="dxa" w:w="2108"/>
+            <w:tcW w:type="dxa" w:w="2018"/>
           </w:tcPr>
           <w:p>
-            <w:pPr>
-              <w:jc w:val="center"/>
-            </w:pPr>
             <w:r>
               <w:rPr>
-                <w:b w:val="0"/>
-                <w:i w:val="0"/>
-                <w:sz w:val="18"/>
+                <w:sz w:val="17"/>
               </w:rPr>
               <w:t>{TENURE}</w:t>
             </w:r>
@@ -334,17 +440,12 @@
         </w:tc>
         <w:tc>
           <w:tcPr>
-            <w:tcW w:type="dxa" w:w="2108"/>
+            <w:tcW w:type="dxa" w:w="2018"/>
           </w:tcPr>
           <w:p>
-            <w:pPr>
-              <w:jc w:val="center"/>
-            </w:pPr>
             <w:r>
               <w:rPr>
-                <w:b w:val="0"/>
-                <w:i w:val="0"/>
-                <w:sz w:val="18"/>
+                <w:sz w:val="17"/>
               </w:rPr>
               <w:t>{STATUS}{/loans}</w:t>
             </w:r>
@@ -353,25 +454,31 @@
       </w:tr>
     </w:tbl>
     <w:p>
+      <w:pPr>
+        <w:spacing w:after="80" w:before="40"/>
+      </w:pPr>
       <w:r>
         <w:rPr>
           <w:b w:val="0"/>
           <w:i/>
-          <w:color w:val="888888"/>
-          <w:sz w:val="18"/>
+          <w:color w:val="555555"/>
+          <w:sz w:val="17"/>
         </w:rPr>
-        <w:t>{^loans}No loans this year{/loans}</w:t>
+        <w:t>{^loans}No loans this year.{/loans}</w:t>
       </w:r>
     </w:p>
-    <w:p/>
     <w:p>
+      <w:pPr>
+        <w:spacing w:after="80" w:before="160"/>
+      </w:pPr>
       <w:r>
         <w:rPr>
           <w:b/>
           <w:i w:val="0"/>
-          <w:sz w:val="24"/>
+          <w:color w:val="8B1E1E"/>
+          <w:sz w:val="22"/>
         </w:rPr>
-        <w:t>Guarantor Details</w:t>
+        <w:t>GUARANTORS</w:t>
       </w:r>
     </w:p>
     <w:tbl>
@@ -382,46 +489,36 @@
         <w:tblLook w:firstColumn="1" w:firstRow="1" w:lastColumn="0" w:lastRow="0" w:noHBand="0" w:noVBand="1" w:val="04A0"/>
       </w:tblPr>
       <w:tblGrid>
-        <w:gridCol w:w="3513"/>
-        <w:gridCol w:w="3513"/>
-        <w:gridCol w:w="3513"/>
+        <w:gridCol w:w="3364"/>
+        <w:gridCol w:w="3364"/>
+        <w:gridCol w:w="3364"/>
       </w:tblGrid>
       <w:tr>
         <w:tc>
           <w:tcPr>
-            <w:tcW w:type="dxa" w:w="3513"/>
-            <w:shd w:val="clear" w:color="auto" w:fill="F27A1A"/>
+            <w:tcW w:type="dxa" w:w="3364"/>
+            <w:shd w:val="clear" w:fill="FCE9C6"/>
           </w:tcPr>
           <w:p>
-            <w:pPr>
-              <w:jc w:val="center"/>
-            </w:pPr>
             <w:r>
               <w:rPr>
                 <w:b/>
-                <w:i w:val="0"/>
-                <w:color w:val="FFFFFF"/>
-                <w:sz w:val="18"/>
+                <w:sz w:val="17"/>
               </w:rPr>
-              <w:t>Guarantor Name</w:t>
+              <w:t>Guarantor</w:t>
             </w:r>
           </w:p>
         </w:tc>
         <w:tc>
           <w:tcPr>
-            <w:tcW w:type="dxa" w:w="3513"/>
-            <w:shd w:val="clear" w:color="auto" w:fill="F27A1A"/>
+            <w:tcW w:type="dxa" w:w="3364"/>
+            <w:shd w:val="clear" w:fill="FCE9C6"/>
           </w:tcPr>
           <w:p>
-            <w:pPr>
-              <w:jc w:val="center"/>
-            </w:pPr>
             <w:r>
               <w:rPr>
                 <w:b/>
-                <w:i w:val="0"/>
-                <w:color w:val="FFFFFF"/>
-                <w:sz w:val="18"/>
+                <w:sz w:val="17"/>
               </w:rPr>
               <w:t>Loan Taker</w:t>
             </w:r>
@@ -429,19 +526,14 @@
         </w:tc>
         <w:tc>
           <w:tcPr>
-            <w:tcW w:type="dxa" w:w="3513"/>
-            <w:shd w:val="clear" w:color="auto" w:fill="F27A1A"/>
+            <w:tcW w:type="dxa" w:w="3364"/>
+            <w:shd w:val="clear" w:fill="FCE9C6"/>
           </w:tcPr>
           <w:p>
-            <w:pPr>
-              <w:jc w:val="center"/>
-            </w:pPr>
             <w:r>
               <w:rPr>
                 <w:b/>
-                <w:i w:val="0"/>
-                <w:color w:val="FFFFFF"/>
-                <w:sz w:val="18"/>
+                <w:sz w:val="17"/>
               </w:rPr>
               <w:t>Year</w:t>
             </w:r>
@@ -451,17 +543,12 @@
       <w:tr>
         <w:tc>
           <w:tcPr>
-            <w:tcW w:type="dxa" w:w="3513"/>
+            <w:tcW w:type="dxa" w:w="3364"/>
           </w:tcPr>
           <w:p>
-            <w:pPr>
-              <w:jc w:val="center"/>
-            </w:pPr>
             <w:r>
               <w:rPr>
-                <w:b w:val="0"/>
-                <w:i w:val="0"/>
-                <w:sz w:val="18"/>
+                <w:sz w:val="17"/>
               </w:rPr>
               <w:t>{#guarantors}{GUARANTOR_NAME}</w:t>
             </w:r>
@@ -469,17 +556,12 @@
         </w:tc>
         <w:tc>
           <w:tcPr>
-            <w:tcW w:type="dxa" w:w="3513"/>
+            <w:tcW w:type="dxa" w:w="3364"/>
           </w:tcPr>
           <w:p>
-            <w:pPr>
-              <w:jc w:val="center"/>
-            </w:pPr>
             <w:r>
               <w:rPr>
-                <w:b w:val="0"/>
-                <w:i w:val="0"/>
-                <w:sz w:val="18"/>
+                <w:sz w:val="17"/>
               </w:rPr>
               <w:t>{LOAN_TAKER}</w:t>
             </w:r>
@@ -487,17 +569,12 @@
         </w:tc>
         <w:tc>
           <w:tcPr>
-            <w:tcW w:type="dxa" w:w="3513"/>
+            <w:tcW w:type="dxa" w:w="3364"/>
           </w:tcPr>
           <w:p>
-            <w:pPr>
-              <w:jc w:val="center"/>
-            </w:pPr>
             <w:r>
               <w:rPr>
-                <w:b w:val="0"/>
-                <w:i w:val="0"/>
-                <w:sz w:val="18"/>
+                <w:sz w:val="17"/>
               </w:rPr>
               <w:t>{YEAR}{/guarantors}</w:t>
             </w:r>
@@ -506,59 +583,31 @@
       </w:tr>
     </w:tbl>
     <w:p>
+      <w:pPr>
+        <w:spacing w:after="80" w:before="40"/>
+      </w:pPr>
       <w:r>
         <w:rPr>
           <w:b w:val="0"/>
           <w:i/>
-          <w:color w:val="888888"/>
-          <w:sz w:val="18"/>
+          <w:color w:val="555555"/>
+          <w:sz w:val="17"/>
         </w:rPr>
-        <w:t>{^guarantors}No guarantors this year{/guarantors}</w:t>
-      </w:r>
-    </w:p>
-    <w:p>
-      <w:r>
-        <w:br w:type="page"/>
+        <w:t>{^guarantors}No guarantors.{/guarantors}</w:t>
       </w:r>
     </w:p>
     <w:p>
       <w:pPr>
-        <w:jc w:val="center"/>
+        <w:spacing w:after="80" w:before="160"/>
       </w:pPr>
       <w:r>
         <w:rPr>
           <w:b/>
           <w:i w:val="0"/>
-          <w:color w:val="F27A1A"/>
-          <w:sz w:val="32"/>
+          <w:color w:val="8B1E1E"/>
+          <w:sz w:val="22"/>
         </w:rPr>
-        <w:t>NAVYUVAK CHHATH PUJA SAMITI</w:t>
-      </w:r>
-    </w:p>
-    <w:p>
-      <w:pPr>
-        <w:jc w:val="center"/>
-      </w:pPr>
-      <w:r>
-        <w:rPr>
-          <w:b w:val="0"/>
-          <w:i/>
-          <w:color w:val="666666"/>
-          <w:sz w:val="18"/>
-        </w:rPr>
-        <w:t>Shaharpura Gardih</w:t>
-      </w:r>
-    </w:p>
-    <w:p/>
-    <w:p>
-      <w:r>
-        <w:rPr>
-          <w:b/>
-          <w:i w:val="0"/>
-          <w:color w:val="F27A1A"/>
-          <w:sz w:val="30"/>
-        </w:rPr>
-        <w:t>Contributors — Year: {YEAR}</w:t>
+        <w:t>CONTRIBUTORS</w:t>
       </w:r>
     </w:p>
     <w:tbl>
@@ -569,48 +618,38 @@
         <w:tblLook w:firstColumn="1" w:firstRow="1" w:lastColumn="0" w:lastRow="0" w:noHBand="0" w:noVBand="1" w:val="04A0"/>
       </w:tblPr>
       <w:tblGrid>
-        <w:gridCol w:w="2108"/>
-        <w:gridCol w:w="2108"/>
-        <w:gridCol w:w="2108"/>
-        <w:gridCol w:w="2108"/>
-        <w:gridCol w:w="2108"/>
+        <w:gridCol w:w="2018"/>
+        <w:gridCol w:w="2018"/>
+        <w:gridCol w:w="2018"/>
+        <w:gridCol w:w="2018"/>
+        <w:gridCol w:w="2018"/>
       </w:tblGrid>
       <w:tr>
         <w:tc>
           <w:tcPr>
-            <w:tcW w:type="dxa" w:w="2108"/>
-            <w:shd w:val="clear" w:color="auto" w:fill="F27A1A"/>
+            <w:tcW w:type="dxa" w:w="2018"/>
+            <w:shd w:val="clear" w:fill="FCE9C6"/>
           </w:tcPr>
           <w:p>
-            <w:pPr>
-              <w:jc w:val="center"/>
-            </w:pPr>
             <w:r>
               <w:rPr>
                 <w:b/>
-                <w:i w:val="0"/>
-                <w:color w:val="FFFFFF"/>
-                <w:sz w:val="18"/>
+                <w:sz w:val="17"/>
               </w:rPr>
-              <w:t>Sl No</w:t>
+              <w:t>Sl</w:t>
             </w:r>
           </w:p>
         </w:tc>
         <w:tc>
           <w:tcPr>
-            <w:tcW w:type="dxa" w:w="2108"/>
-            <w:shd w:val="clear" w:color="auto" w:fill="F27A1A"/>
+            <w:tcW w:type="dxa" w:w="2018"/>
+            <w:shd w:val="clear" w:fill="FCE9C6"/>
           </w:tcPr>
           <w:p>
-            <w:pPr>
-              <w:jc w:val="center"/>
-            </w:pPr>
             <w:r>
               <w:rPr>
                 <w:b/>
-                <w:i w:val="0"/>
-                <w:color w:val="FFFFFF"/>
-                <w:sz w:val="18"/>
+                <w:sz w:val="17"/>
               </w:rPr>
               <w:t>Name</w:t>
             </w:r>
@@ -618,39 +657,29 @@
         </w:tc>
         <w:tc>
           <w:tcPr>
-            <w:tcW w:type="dxa" w:w="2108"/>
-            <w:shd w:val="clear" w:color="auto" w:fill="F27A1A"/>
+            <w:tcW w:type="dxa" w:w="2018"/>
+            <w:shd w:val="clear" w:fill="FCE9C6"/>
           </w:tcPr>
           <w:p>
-            <w:pPr>
-              <w:jc w:val="center"/>
-            </w:pPr>
             <w:r>
               <w:rPr>
                 <w:b/>
-                <w:i w:val="0"/>
-                <w:color w:val="FFFFFF"/>
-                <w:sz w:val="18"/>
+                <w:sz w:val="17"/>
               </w:rPr>
-              <w:t>Father's Name</w:t>
+              <w:t>Father</w:t>
             </w:r>
           </w:p>
         </w:tc>
         <w:tc>
           <w:tcPr>
-            <w:tcW w:type="dxa" w:w="2108"/>
-            <w:shd w:val="clear" w:color="auto" w:fill="F27A1A"/>
+            <w:tcW w:type="dxa" w:w="2018"/>
+            <w:shd w:val="clear" w:fill="FCE9C6"/>
           </w:tcPr>
           <w:p>
-            <w:pPr>
-              <w:jc w:val="center"/>
-            </w:pPr>
             <w:r>
               <w:rPr>
                 <w:b/>
-                <w:i w:val="0"/>
-                <w:color w:val="FFFFFF"/>
-                <w:sz w:val="18"/>
+                <w:sz w:val="17"/>
               </w:rPr>
               <w:t>Village</w:t>
             </w:r>
@@ -658,19 +687,14 @@
         </w:tc>
         <w:tc>
           <w:tcPr>
-            <w:tcW w:type="dxa" w:w="2108"/>
-            <w:shd w:val="clear" w:color="auto" w:fill="F27A1A"/>
+            <w:tcW w:type="dxa" w:w="2018"/>
+            <w:shd w:val="clear" w:fill="FCE9C6"/>
           </w:tcPr>
           <w:p>
-            <w:pPr>
-              <w:jc w:val="center"/>
-            </w:pPr>
             <w:r>
               <w:rPr>
                 <w:b/>
-                <w:i w:val="0"/>
-                <w:color w:val="FFFFFF"/>
-                <w:sz w:val="18"/>
+                <w:sz w:val="17"/>
               </w:rPr>
               <w:t>Amount</w:t>
             </w:r>
@@ -680,17 +704,12 @@
       <w:tr>
         <w:tc>
           <w:tcPr>
-            <w:tcW w:type="dxa" w:w="2108"/>
+            <w:tcW w:type="dxa" w:w="2018"/>
           </w:tcPr>
           <w:p>
-            <w:pPr>
-              <w:jc w:val="center"/>
-            </w:pPr>
             <w:r>
               <w:rPr>
-                <w:b w:val="0"/>
-                <w:i w:val="0"/>
-                <w:sz w:val="18"/>
+                <w:sz w:val="17"/>
               </w:rPr>
               <w:t>{#contributors}{SL_NO}</w:t>
             </w:r>
@@ -698,17 +717,12 @@
         </w:tc>
         <w:tc>
           <w:tcPr>
-            <w:tcW w:type="dxa" w:w="2108"/>
+            <w:tcW w:type="dxa" w:w="2018"/>
           </w:tcPr>
           <w:p>
-            <w:pPr>
-              <w:jc w:val="center"/>
-            </w:pPr>
             <w:r>
               <w:rPr>
-                <w:b w:val="0"/>
-                <w:i w:val="0"/>
-                <w:sz w:val="18"/>
+                <w:sz w:val="17"/>
               </w:rPr>
               <w:t>{NAME}</w:t>
             </w:r>
@@ -716,17 +730,12 @@
         </w:tc>
         <w:tc>
           <w:tcPr>
-            <w:tcW w:type="dxa" w:w="2108"/>
+            <w:tcW w:type="dxa" w:w="2018"/>
           </w:tcPr>
           <w:p>
-            <w:pPr>
-              <w:jc w:val="center"/>
-            </w:pPr>
             <w:r>
               <w:rPr>
-                <w:b w:val="0"/>
-                <w:i w:val="0"/>
-                <w:sz w:val="18"/>
+                <w:sz w:val="17"/>
               </w:rPr>
               <w:t>{FATHER_NAME}</w:t>
             </w:r>
@@ -734,17 +743,12 @@
         </w:tc>
         <w:tc>
           <w:tcPr>
-            <w:tcW w:type="dxa" w:w="2108"/>
+            <w:tcW w:type="dxa" w:w="2018"/>
           </w:tcPr>
           <w:p>
-            <w:pPr>
-              <w:jc w:val="center"/>
-            </w:pPr>
             <w:r>
               <w:rPr>
-                <w:b w:val="0"/>
-                <w:i w:val="0"/>
-                <w:sz w:val="18"/>
+                <w:sz w:val="17"/>
               </w:rPr>
               <w:t>{VILLAGE}</w:t>
             </w:r>
@@ -752,17 +756,12 @@
         </w:tc>
         <w:tc>
           <w:tcPr>
-            <w:tcW w:type="dxa" w:w="2108"/>
+            <w:tcW w:type="dxa" w:w="2018"/>
           </w:tcPr>
           <w:p>
-            <w:pPr>
-              <w:jc w:val="center"/>
-            </w:pPr>
             <w:r>
               <w:rPr>
-                <w:b w:val="0"/>
-                <w:i w:val="0"/>
-                <w:sz w:val="18"/>
+                <w:sz w:val="17"/>
               </w:rPr>
               <w:t>{AMOUNT}{/contributors}</w:t>
             </w:r>
@@ -771,59 +770,31 @@
       </w:tr>
     </w:tbl>
     <w:p>
+      <w:pPr>
+        <w:spacing w:after="80" w:before="40"/>
+      </w:pPr>
       <w:r>
         <w:rPr>
           <w:b w:val="0"/>
           <w:i/>
-          <w:color w:val="888888"/>
-          <w:sz w:val="18"/>
+          <w:color w:val="555555"/>
+          <w:sz w:val="17"/>
         </w:rPr>
-        <w:t>{^contributors}No contributors this year{/contributors}</w:t>
-      </w:r>
-    </w:p>
-    <w:p>
-      <w:r>
-        <w:br w:type="page"/>
+        <w:t>{^contributors}No contributors.{/contributors}</w:t>
       </w:r>
     </w:p>
     <w:p>
       <w:pPr>
-        <w:jc w:val="center"/>
+        <w:spacing w:after="80" w:before="160"/>
       </w:pPr>
       <w:r>
         <w:rPr>
           <w:b/>
           <w:i w:val="0"/>
-          <w:color w:val="F27A1A"/>
-          <w:sz w:val="32"/>
+          <w:color w:val="8B1E1E"/>
+          <w:sz w:val="22"/>
         </w:rPr>
-        <w:t>NAVYUVAK CHHATH PUJA SAMITI</w:t>
-      </w:r>
-    </w:p>
-    <w:p>
-      <w:pPr>
-        <w:jc w:val="center"/>
-      </w:pPr>
-      <w:r>
-        <w:rPr>
-          <w:b w:val="0"/>
-          <w:i/>
-          <w:color w:val="666666"/>
-          <w:sz w:val="18"/>
-        </w:rPr>
-        <w:t>Shaharpura Gardih</w:t>
-      </w:r>
-    </w:p>
-    <w:p/>
-    <w:p>
-      <w:r>
-        <w:rPr>
-          <w:b/>
-          <w:i w:val="0"/>
-          <w:color w:val="F27A1A"/>
-          <w:sz w:val="30"/>
-        </w:rPr>
-        <w:t>Expenses — Year: {YEAR}</w:t>
+        <w:t>EXPENSES</w:t>
       </w:r>
     </w:p>
     <w:tbl>
@@ -834,47 +805,37 @@
         <w:tblLook w:firstColumn="1" w:firstRow="1" w:lastColumn="0" w:lastRow="0" w:noHBand="0" w:noVBand="1" w:val="04A0"/>
       </w:tblPr>
       <w:tblGrid>
-        <w:gridCol w:w="2635"/>
-        <w:gridCol w:w="2635"/>
-        <w:gridCol w:w="2635"/>
-        <w:gridCol w:w="2635"/>
+        <w:gridCol w:w="2523"/>
+        <w:gridCol w:w="2523"/>
+        <w:gridCol w:w="2523"/>
+        <w:gridCol w:w="2523"/>
       </w:tblGrid>
       <w:tr>
         <w:tc>
           <w:tcPr>
-            <w:tcW w:type="dxa" w:w="2635"/>
-            <w:shd w:val="clear" w:color="auto" w:fill="F27A1A"/>
+            <w:tcW w:type="dxa" w:w="2523"/>
+            <w:shd w:val="clear" w:fill="FCE9C6"/>
           </w:tcPr>
           <w:p>
-            <w:pPr>
-              <w:jc w:val="center"/>
-            </w:pPr>
             <w:r>
               <w:rPr>
                 <w:b/>
-                <w:i w:val="0"/>
-                <w:color w:val="FFFFFF"/>
-                <w:sz w:val="18"/>
+                <w:sz w:val="17"/>
               </w:rPr>
-              <w:t>Sl No</w:t>
+              <w:t>Sl</w:t>
             </w:r>
           </w:p>
         </w:tc>
         <w:tc>
           <w:tcPr>
-            <w:tcW w:type="dxa" w:w="2635"/>
-            <w:shd w:val="clear" w:color="auto" w:fill="F27A1A"/>
+            <w:tcW w:type="dxa" w:w="2523"/>
+            <w:shd w:val="clear" w:fill="FCE9C6"/>
           </w:tcPr>
           <w:p>
-            <w:pPr>
-              <w:jc w:val="center"/>
-            </w:pPr>
             <w:r>
               <w:rPr>
                 <w:b/>
-                <w:i w:val="0"/>
-                <w:color w:val="FFFFFF"/>
-                <w:sz w:val="18"/>
+                <w:sz w:val="17"/>
               </w:rPr>
               <w:t>Description</w:t>
             </w:r>
@@ -882,19 +843,14 @@
         </w:tc>
         <w:tc>
           <w:tcPr>
-            <w:tcW w:type="dxa" w:w="2635"/>
-            <w:shd w:val="clear" w:color="auto" w:fill="F27A1A"/>
+            <w:tcW w:type="dxa" w:w="2523"/>
+            <w:shd w:val="clear" w:fill="FCE9C6"/>
           </w:tcPr>
           <w:p>
-            <w:pPr>
-              <w:jc w:val="center"/>
-            </w:pPr>
             <w:r>
               <w:rPr>
                 <w:b/>
-                <w:i w:val="0"/>
-                <w:color w:val="FFFFFF"/>
-                <w:sz w:val="18"/>
+                <w:sz w:val="17"/>
               </w:rPr>
               <w:t>Category</w:t>
             </w:r>
@@ -902,19 +858,14 @@
         </w:tc>
         <w:tc>
           <w:tcPr>
-            <w:tcW w:type="dxa" w:w="2635"/>
-            <w:shd w:val="clear" w:color="auto" w:fill="F27A1A"/>
+            <w:tcW w:type="dxa" w:w="2523"/>
+            <w:shd w:val="clear" w:fill="FCE9C6"/>
           </w:tcPr>
           <w:p>
-            <w:pPr>
-              <w:jc w:val="center"/>
-            </w:pPr>
             <w:r>
               <w:rPr>
                 <w:b/>
-                <w:i w:val="0"/>
-                <w:color w:val="FFFFFF"/>
-                <w:sz w:val="18"/>
+                <w:sz w:val="17"/>
               </w:rPr>
               <w:t>Amount</w:t>
             </w:r>
@@ -924,17 +875,12 @@
       <w:tr>
         <w:tc>
           <w:tcPr>
-            <w:tcW w:type="dxa" w:w="2635"/>
+            <w:tcW w:type="dxa" w:w="2523"/>
           </w:tcPr>
           <w:p>
-            <w:pPr>
-              <w:jc w:val="center"/>
-            </w:pPr>
             <w:r>
               <w:rPr>
-                <w:b w:val="0"/>
-                <w:i w:val="0"/>
-                <w:sz w:val="18"/>
+                <w:sz w:val="17"/>
               </w:rPr>
               <w:t>{#expenses}{SL_NO}</w:t>
             </w:r>
@@ -942,17 +888,12 @@
         </w:tc>
         <w:tc>
           <w:tcPr>
-            <w:tcW w:type="dxa" w:w="2635"/>
+            <w:tcW w:type="dxa" w:w="2523"/>
           </w:tcPr>
           <w:p>
-            <w:pPr>
-              <w:jc w:val="center"/>
-            </w:pPr>
             <w:r>
               <w:rPr>
-                <w:b w:val="0"/>
-                <w:i w:val="0"/>
-                <w:sz w:val="18"/>
+                <w:sz w:val="17"/>
               </w:rPr>
               <w:t>{DESCRIPTION}</w:t>
             </w:r>
@@ -960,17 +901,12 @@
         </w:tc>
         <w:tc>
           <w:tcPr>
-            <w:tcW w:type="dxa" w:w="2635"/>
+            <w:tcW w:type="dxa" w:w="2523"/>
           </w:tcPr>
           <w:p>
-            <w:pPr>
-              <w:jc w:val="center"/>
-            </w:pPr>
             <w:r>
               <w:rPr>
-                <w:b w:val="0"/>
-                <w:i w:val="0"/>
-                <w:sz w:val="18"/>
+                <w:sz w:val="17"/>
               </w:rPr>
               <w:t>{CATEGORY}</w:t>
             </w:r>
@@ -978,17 +914,12 @@
         </w:tc>
         <w:tc>
           <w:tcPr>
-            <w:tcW w:type="dxa" w:w="2635"/>
+            <w:tcW w:type="dxa" w:w="2523"/>
           </w:tcPr>
           <w:p>
-            <w:pPr>
-              <w:jc w:val="center"/>
-            </w:pPr>
             <w:r>
               <w:rPr>
-                <w:b w:val="0"/>
-                <w:i w:val="0"/>
-                <w:sz w:val="18"/>
+                <w:sz w:val="17"/>
               </w:rPr>
               <w:t>{AMOUNT}{/expenses}</w:t>
             </w:r>
@@ -997,20 +928,38 @@
       </w:tr>
     </w:tbl>
     <w:p>
+      <w:pPr>
+        <w:spacing w:after="80" w:before="40"/>
+      </w:pPr>
       <w:r>
         <w:rPr>
           <w:b w:val="0"/>
           <w:i/>
-          <w:color w:val="888888"/>
-          <w:sz w:val="18"/>
+          <w:color w:val="555555"/>
+          <w:sz w:val="17"/>
         </w:rPr>
-        <w:t>{^expenses}No expenses this year{/expenses}</w:t>
+        <w:t>{^expenses}No expenses.{/expenses}</w:t>
+      </w:r>
+    </w:p>
+    <w:p>
+      <w:pPr>
+        <w:spacing w:after="80" w:before="40"/>
+        <w:jc w:val="center"/>
+      </w:pPr>
+      <w:r>
+        <w:rPr>
+          <w:b w:val="0"/>
+          <w:i w:val="0"/>
+          <w:color w:val="555555"/>
+          <w:sz w:val="16"/>
+        </w:rPr>
+        <w:t>Generated at: {GENERATED_AT}</w:t>
       </w:r>
     </w:p>
     <w:sectPr>
-      <w:footerReference w:type="default" r:id="rId9"/>
-      <w:pgSz w:w="12240" w:h="15840"/>
-      <w:pgMar w:top="680" w:right="850" w:bottom="850" w:left="850" w:header="720" w:footer="720" w:gutter="0"/>
+      <w:headerReference w:type="default" r:id="rId9"/>
+      <w:pgSz w:w="11906" w:h="16838"/>
+      <w:pgMar w:top="907" w:right="907" w:bottom="907" w:left="907" w:header="340" w:footer="720" w:gutter="0"/>
       <w:cols w:space="720"/>
       <w:docGrid w:linePitch="360"/>
     </w:sectPr>
@@ -1018,24 +967,50 @@
 </w:document>
 </file>
 
-<file path=word/footer1.xml><?xml version="1.0" encoding="utf-8"?>
-<w:ftr xmlns:m="http://schemas.openxmlformats.org/officeDocument/2006/math" xmlns:mc="http://schemas.openxmlformats.org/markup-compatibility/2006" xmlns:mo="http://schemas.microsoft.com/office/mac/office/2008/main" xmlns:mv="urn:schemas-microsoft-com:mac:vml" xmlns:o="urn:schemas-microsoft-com:office:office" xmlns:r="http://schemas.openxmlformats.org/officeDocument/2006/relationships" xmlns:v="urn:schemas-microsoft-com:vml" xmlns:w10="urn:schemas-microsoft-com:office:word" xmlns:w14="http://schemas.microsoft.com/office/word/2010/wordml" xmlns:w="http://schemas.openxmlformats.org/wordprocessingml/2006/main" xmlns:wne="http://schemas.microsoft.com/office/word/2006/wordml" xmlns:wp14="http://schemas.microsoft.com/office/word/2010/wordprocessingDrawing" xmlns:wp="http://schemas.openxmlformats.org/drawingml/2006/wordprocessingDrawing" xmlns:wpc="http://schemas.microsoft.com/office/word/2010/wordprocessingCanvas" xmlns:wpg="http://schemas.microsoft.com/office/word/2010/wordprocessingGroup" xmlns:wpi="http://schemas.microsoft.com/office/word/2010/wordprocessingInk" xmlns:wps="http://schemas.microsoft.com/office/word/2010/wordprocessingShape" mc:Ignorable="w14 wp14">
+<file path=word/header1.xml><?xml version="1.0" encoding="utf-8"?>
+<w:hdr xmlns:m="http://schemas.openxmlformats.org/officeDocument/2006/math" xmlns:mc="http://schemas.openxmlformats.org/markup-compatibility/2006" xmlns:mo="http://schemas.microsoft.com/office/mac/office/2008/main" xmlns:mv="urn:schemas-microsoft-com:mac:vml" xmlns:o="urn:schemas-microsoft-com:office:office" xmlns:r="http://schemas.openxmlformats.org/officeDocument/2006/relationships" xmlns:v="urn:schemas-microsoft-com:vml" xmlns:w10="urn:schemas-microsoft-com:office:word" xmlns:w14="http://schemas.microsoft.com/office/word/2010/wordml" xmlns:w="http://schemas.openxmlformats.org/wordprocessingml/2006/main" xmlns:wne="http://schemas.microsoft.com/office/word/2006/wordml" xmlns:wp14="http://schemas.microsoft.com/office/word/2010/wordprocessingDrawing" xmlns:wp="http://schemas.openxmlformats.org/drawingml/2006/wordprocessingDrawing" xmlns:wpc="http://schemas.microsoft.com/office/word/2010/wordprocessingCanvas" xmlns:wpg="http://schemas.microsoft.com/office/word/2010/wordprocessingGroup" xmlns:wpi="http://schemas.microsoft.com/office/word/2010/wordprocessingInk" xmlns:wps="http://schemas.microsoft.com/office/word/2010/wordprocessingShape" mc:Ignorable="w14 wp14">
   <w:p>
     <w:pPr>
-      <w:pStyle w:val="Footer"/>
+      <w:pStyle w:val="Header"/>
       <w:jc w:val="center"/>
+      <w:spacing w:before="2000"/>
     </w:pPr>
     <w:r>
-      <w:rPr>
-        <w:b w:val="0"/>
-        <w:i w:val="0"/>
-        <w:color w:val="777777"/>
-        <w:sz w:val="16"/>
-      </w:rPr>
-      <w:t>Generated on: {GENERATED_AT}</w:t>
+      <w:drawing>
+        <wp:inline xmlns:a="http://schemas.openxmlformats.org/drawingml/2006/main" xmlns:pic="http://schemas.openxmlformats.org/drawingml/2006/picture">
+          <wp:extent cx="4320000" cy="4320000"/>
+          <wp:docPr id="1" name="Picture 1"/>
+          <wp:cNvGraphicFramePr>
+            <a:graphicFrameLocks noChangeAspect="1"/>
+          </wp:cNvGraphicFramePr>
+          <a:graphic>
+            <a:graphicData uri="http://schemas.openxmlformats.org/drawingml/2006/picture">
+              <pic:pic>
+                <pic:nvPicPr>
+                  <pic:cNvPr id="0" name="watermark.png"/>
+                  <pic:cNvPicPr/>
+                </pic:nvPicPr>
+                <pic:blipFill>
+                  <a:blip r:embed="rId1"/>
+                  <a:stretch>
+                    <a:fillRect/>
+                  </a:stretch>
+                </pic:blipFill>
+                <pic:spPr>
+                  <a:xfrm>
+                    <a:off x="0" y="0"/>
+                    <a:ext cx="4320000" cy="4320000"/>
+                  </a:xfrm>
+                  <a:prstGeom prst="rect"/>
+                </pic:spPr>
+              </pic:pic>
+            </a:graphicData>
+          </a:graphic>
+        </wp:inline>
+      </w:drawing>
     </w:r>
   </w:p>
-</w:ftr>
+</w:hdr>
 </file>
 
 <file path=word/numbering.xml><?xml version="1.0" encoding="utf-8"?>
@@ -1401,6 +1376,10 @@
     <w:name w:val="Normal"/>
     <w:qFormat/>
     <w:rsid w:val="00FC693F"/>
+    <w:rPr>
+      <w:rFonts w:ascii="Noto Sans Devanagari" w:hAnsi="Noto Sans Devanagari" w:cs="Noto Sans Devanagari"/>
+      <w:sz w:val="21"/>
+    </w:rPr>
   </w:style>
   <w:style w:type="paragraph" w:styleId="Header">
     <w:name w:val="header"/>

--- a/mgmt/frontend/public/sample-templates/report-en-sample.docx
+++ b/mgmt/frontend/public/sample-templates/report-en-sample.docx
@@ -4,13 +4,13 @@
   <w:body>
     <w:p>
       <w:pPr>
-        <w:spacing w:after="40"/>
+        <w:spacing w:after="20"/>
         <w:jc w:val="center"/>
       </w:pPr>
       <w:r>
         <w:drawing>
           <wp:inline xmlns:a="http://schemas.openxmlformats.org/drawingml/2006/main" xmlns:pic="http://schemas.openxmlformats.org/drawingml/2006/picture">
-            <wp:extent cx="792000" cy="792000"/>
+            <wp:extent cx="720000" cy="720000"/>
             <wp:docPr id="1" name="Picture 1"/>
             <wp:cNvGraphicFramePr>
               <a:graphicFrameLocks noChangeAspect="1"/>
@@ -31,7 +31,7 @@
                   <pic:spPr>
                     <a:xfrm>
                       <a:off x="0" y="0"/>
-                      <a:ext cx="792000" cy="792000"/>
+                      <a:ext cx="720000" cy="720000"/>
                     </a:xfrm>
                     <a:prstGeom prst="rect"/>
                   </pic:spPr>
@@ -59,7 +59,7 @@
     </w:p>
     <w:p>
       <w:pPr>
-        <w:spacing w:after="40" w:before="0"/>
+        <w:spacing w:after="20" w:before="0"/>
         <w:jc w:val="center"/>
       </w:pPr>
       <w:r>
@@ -89,7 +89,7 @@
     </w:p>
     <w:p>
       <w:pPr>
-        <w:spacing w:after="40" w:before="0"/>
+        <w:spacing w:after="20" w:before="0"/>
         <w:jc w:val="center"/>
       </w:pPr>
       <w:r>
@@ -104,7 +104,7 @@
     </w:p>
     <w:p>
       <w:pPr>
-        <w:spacing w:after="80" w:before="40"/>
+        <w:spacing w:after="60" w:before="20"/>
         <w:pBdr>
           <w:bottom w:val="single" w:sz="6" w:space="1" w:color="E0C99B"/>
         </w:pBdr>
@@ -112,7 +112,7 @@
     </w:p>
     <w:p>
       <w:pPr>
-        <w:spacing w:after="80" w:before="80"/>
+        <w:spacing w:after="60" w:before="80"/>
       </w:pPr>
       <w:r>
         <w:rPr>
@@ -140,6 +140,9 @@
             <w:tcW w:type="dxa" w:w="3402"/>
           </w:tcPr>
           <w:p>
+            <w:pPr>
+              <w:spacing w:after="20"/>
+            </w:pPr>
             <w:r>
               <w:rPr>
                 <w:b/>
@@ -154,6 +157,9 @@
             <w:tcW w:type="dxa" w:w="3402"/>
           </w:tcPr>
           <w:p>
+            <w:pPr>
+              <w:spacing w:after="20"/>
+            </w:pPr>
             <w:r>
               <w:rPr>
                 <w:sz w:val="20"/>
@@ -169,6 +175,9 @@
             <w:tcW w:type="dxa" w:w="3402"/>
           </w:tcPr>
           <w:p>
+            <w:pPr>
+              <w:spacing w:after="20"/>
+            </w:pPr>
             <w:r>
               <w:rPr>
                 <w:b/>
@@ -183,6 +192,9 @@
             <w:tcW w:type="dxa" w:w="3402"/>
           </w:tcPr>
           <w:p>
+            <w:pPr>
+              <w:spacing w:after="20"/>
+            </w:pPr>
             <w:r>
               <w:rPr>
                 <w:sz w:val="20"/>
@@ -198,6 +210,9 @@
             <w:tcW w:type="dxa" w:w="3402"/>
           </w:tcPr>
           <w:p>
+            <w:pPr>
+              <w:spacing w:after="20"/>
+            </w:pPr>
             <w:r>
               <w:rPr>
                 <w:b/>
@@ -212,6 +227,9 @@
             <w:tcW w:type="dxa" w:w="3402"/>
           </w:tcPr>
           <w:p>
+            <w:pPr>
+              <w:spacing w:after="20"/>
+            </w:pPr>
             <w:r>
               <w:rPr>
                 <w:sz w:val="20"/>
@@ -227,6 +245,9 @@
             <w:tcW w:type="dxa" w:w="3402"/>
           </w:tcPr>
           <w:p>
+            <w:pPr>
+              <w:spacing w:after="20"/>
+            </w:pPr>
             <w:r>
               <w:rPr>
                 <w:b/>
@@ -241,6 +262,9 @@
             <w:tcW w:type="dxa" w:w="3402"/>
           </w:tcPr>
           <w:p>
+            <w:pPr>
+              <w:spacing w:after="20"/>
+            </w:pPr>
             <w:r>
               <w:rPr>
                 <w:sz w:val="20"/>
@@ -256,6 +280,9 @@
             <w:tcW w:type="dxa" w:w="3402"/>
           </w:tcPr>
           <w:p>
+            <w:pPr>
+              <w:spacing w:after="20"/>
+            </w:pPr>
             <w:r>
               <w:rPr>
                 <w:b/>
@@ -270,6 +297,9 @@
             <w:tcW w:type="dxa" w:w="3402"/>
           </w:tcPr>
           <w:p>
+            <w:pPr>
+              <w:spacing w:after="20"/>
+            </w:pPr>
             <w:r>
               <w:rPr>
                 <w:sz w:val="20"/>
@@ -282,7 +312,7 @@
     </w:tbl>
     <w:p>
       <w:pPr>
-        <w:spacing w:after="80" w:before="160"/>
+        <w:spacing w:after="60" w:before="160"/>
       </w:pPr>
       <w:r>
         <w:rPr>
@@ -455,7 +485,7 @@
     </w:tbl>
     <w:p>
       <w:pPr>
-        <w:spacing w:after="80" w:before="40"/>
+        <w:spacing w:after="60" w:before="40"/>
       </w:pPr>
       <w:r>
         <w:rPr>
@@ -469,7 +499,7 @@
     </w:p>
     <w:p>
       <w:pPr>
-        <w:spacing w:after="80" w:before="160"/>
+        <w:spacing w:after="60" w:before="160"/>
       </w:pPr>
       <w:r>
         <w:rPr>
@@ -584,7 +614,7 @@
     </w:tbl>
     <w:p>
       <w:pPr>
-        <w:spacing w:after="80" w:before="40"/>
+        <w:spacing w:after="60" w:before="40"/>
       </w:pPr>
       <w:r>
         <w:rPr>
@@ -598,7 +628,7 @@
     </w:p>
     <w:p>
       <w:pPr>
-        <w:spacing w:after="80" w:before="160"/>
+        <w:spacing w:after="60" w:before="160"/>
       </w:pPr>
       <w:r>
         <w:rPr>
@@ -771,7 +801,7 @@
     </w:tbl>
     <w:p>
       <w:pPr>
-        <w:spacing w:after="80" w:before="40"/>
+        <w:spacing w:after="60" w:before="40"/>
       </w:pPr>
       <w:r>
         <w:rPr>
@@ -785,7 +815,7 @@
     </w:p>
     <w:p>
       <w:pPr>
-        <w:spacing w:after="80" w:before="160"/>
+        <w:spacing w:after="60" w:before="160"/>
       </w:pPr>
       <w:r>
         <w:rPr>
@@ -929,7 +959,7 @@
     </w:tbl>
     <w:p>
       <w:pPr>
-        <w:spacing w:after="80" w:before="40"/>
+        <w:spacing w:after="60" w:before="40"/>
       </w:pPr>
       <w:r>
         <w:rPr>
@@ -943,7 +973,7 @@
     </w:p>
     <w:p>
       <w:pPr>
-        <w:spacing w:after="80" w:before="40"/>
+        <w:spacing w:after="60" w:before="20"/>
         <w:jc w:val="center"/>
       </w:pPr>
       <w:r>
@@ -959,7 +989,7 @@
     <w:sectPr>
       <w:headerReference w:type="default" r:id="rId9"/>
       <w:pgSz w:w="11906" w:h="16838"/>
-      <w:pgMar w:top="907" w:right="907" w:bottom="907" w:left="907" w:header="340" w:footer="720" w:gutter="0"/>
+      <w:pgMar w:top="907" w:right="907" w:bottom="907" w:left="907" w:header="227" w:footer="227" w:gutter="0"/>
       <w:cols w:space="720"/>
       <w:docGrid w:linePitch="360"/>
     </w:sectPr>
@@ -973,13 +1003,21 @@
     <w:pPr>
       <w:pStyle w:val="Header"/>
       <w:jc w:val="center"/>
-      <w:spacing w:before="2000"/>
-    </w:pPr>
-    <w:r>
+    </w:pPr>
+    <w:r xmlns:a="http://schemas.openxmlformats.org/drawingml/2006/main" xmlns:pic="http://schemas.openxmlformats.org/drawingml/2006/picture">
       <w:drawing>
-        <wp:inline xmlns:a="http://schemas.openxmlformats.org/drawingml/2006/main" xmlns:pic="http://schemas.openxmlformats.org/drawingml/2006/picture">
-          <wp:extent cx="4320000" cy="4320000"/>
-          <wp:docPr id="1" name="Picture 1"/>
+        <wp:anchor distT="0" distB="0" distL="0" distR="0" simplePos="0" relativeHeight="0" behindDoc="1" locked="0" layoutInCell="1" allowOverlap="1">
+          <wp:simplePos x="0" y="0"/>
+          <wp:positionH relativeFrom="page">
+            <wp:align>center</wp:align>
+          </wp:positionH>
+          <wp:positionV relativeFrom="page">
+            <wp:align>center</wp:align>
+          </wp:positionV>
+          <wp:extent cx="3960000" cy="3960000"/>
+          <wp:effectExtent l="0" t="0" r="0" b="0"/>
+          <wp:wrapNone/>
+          <wp:docPr id="1007" name="Watermark1007"/>
           <wp:cNvGraphicFramePr>
             <a:graphicFrameLocks noChangeAspect="1"/>
           </wp:cNvGraphicFramePr>
@@ -987,7 +1025,7 @@
             <a:graphicData uri="http://schemas.openxmlformats.org/drawingml/2006/picture">
               <pic:pic>
                 <pic:nvPicPr>
-                  <pic:cNvPr id="0" name="watermark.png"/>
+                  <pic:cNvPr id="1007" name="Watermark1007"/>
                   <pic:cNvPicPr/>
                 </pic:nvPicPr>
                 <pic:blipFill>
@@ -999,14 +1037,16 @@
                 <pic:spPr>
                   <a:xfrm>
                     <a:off x="0" y="0"/>
-                    <a:ext cx="4320000" cy="4320000"/>
+                    <a:ext cx="3960000" cy="3960000"/>
                   </a:xfrm>
-                  <a:prstGeom prst="rect"/>
+                  <a:prstGeom prst="rect">
+                    <a:avLst/>
+                  </a:prstGeom>
                 </pic:spPr>
               </pic:pic>
             </a:graphicData>
           </a:graphic>
-        </wp:inline>
+        </wp:anchor>
       </w:drawing>
     </w:r>
   </w:p>
@@ -1376,6 +1416,9 @@
     <w:name w:val="Normal"/>
     <w:qFormat/>
     <w:rsid w:val="00FC693F"/>
+    <w:pPr>
+      <w:spacing w:after="0" w:line="240" w:lineRule="auto"/>
+    </w:pPr>
     <w:rPr>
       <w:rFonts w:ascii="Noto Sans Devanagari" w:hAnsi="Noto Sans Devanagari" w:cs="Noto Sans Devanagari"/>
       <w:sz w:val="21"/>

--- a/mgmt/frontend/public/sample-templates/report-en-sample.docx
+++ b/mgmt/frontend/public/sample-templates/report-en-sample.docx
@@ -4,13 +4,13 @@
   <w:body>
     <w:p>
       <w:pPr>
-        <w:spacing w:after="20"/>
+        <w:spacing w:after="0"/>
         <w:jc w:val="center"/>
       </w:pPr>
       <w:r>
         <w:drawing>
           <wp:inline xmlns:a="http://schemas.openxmlformats.org/drawingml/2006/main" xmlns:pic="http://schemas.openxmlformats.org/drawingml/2006/picture">
-            <wp:extent cx="720000" cy="720000"/>
+            <wp:extent cx="648000" cy="648000"/>
             <wp:docPr id="1" name="Picture 1"/>
             <wp:cNvGraphicFramePr>
               <a:graphicFrameLocks noChangeAspect="1"/>
@@ -31,7 +31,7 @@
                   <pic:spPr>
                     <a:xfrm>
                       <a:off x="0" y="0"/>
-                      <a:ext cx="720000" cy="720000"/>
+                      <a:ext cx="648000" cy="648000"/>
                     </a:xfrm>
                     <a:prstGeom prst="rect"/>
                   </pic:spPr>
@@ -50,9 +50,10 @@
       <w:r>
         <w:rPr>
           <w:b/>
-          <w:i w:val="0"/>
           <w:color w:val="8B1E1E"/>
-          <w:sz w:val="26"/>
+          <w:sz w:val="24"/>
+          <w:szCs w:val="24"/>
+          <w:bCs w:val="1"/>
         </w:rPr>
         <w:t>नवयुवक छठ पूजा समिति</w:t>
       </w:r>
@@ -65,9 +66,10 @@
       <w:r>
         <w:rPr>
           <w:b/>
-          <w:i w:val="0"/>
           <w:color w:val="F1922A"/>
-          <w:sz w:val="18"/>
+          <w:sz w:val="16"/>
+          <w:szCs w:val="16"/>
+          <w:bCs w:val="1"/>
         </w:rPr>
         <w:t>NAVYUVAK CHHATH PUJA SAMITI · EST. 2017</w:t>
       </w:r>
@@ -80,9 +82,10 @@
       <w:r>
         <w:rPr>
           <w:b/>
-          <w:i w:val="0"/>
           <w:color w:val="222222"/>
-          <w:sz w:val="22"/>
+          <w:sz w:val="21"/>
+          <w:szCs w:val="21"/>
+          <w:bCs w:val="1"/>
         </w:rPr>
         <w:t>नवयुवक छठ पूजा समिति · वार्षिक रिपोर्ट</w:t>
       </w:r>
@@ -95,16 +98,17 @@
       <w:r>
         <w:rPr>
           <w:b/>
-          <w:i w:val="0"/>
           <w:color w:val="555555"/>
-          <w:sz w:val="19"/>
+          <w:sz w:val="18"/>
+          <w:szCs w:val="18"/>
+          <w:bCs w:val="1"/>
         </w:rPr>
         <w:t>ANNUAL REPORT — {YEAR}</w:t>
       </w:r>
     </w:p>
     <w:p>
       <w:pPr>
-        <w:spacing w:after="60" w:before="20"/>
+        <w:spacing w:after="40" w:before="20"/>
         <w:pBdr>
           <w:bottom w:val="single" w:sz="6" w:space="1" w:color="E0C99B"/>
         </w:pBdr>
@@ -112,14 +116,15 @@
     </w:p>
     <w:p>
       <w:pPr>
-        <w:spacing w:after="60" w:before="80"/>
+        <w:spacing w:after="40" w:before="60"/>
       </w:pPr>
       <w:r>
         <w:rPr>
           <w:b/>
-          <w:i w:val="0"/>
           <w:color w:val="8B1E1E"/>
-          <w:sz w:val="22"/>
+          <w:sz w:val="21"/>
+          <w:szCs w:val="21"/>
+          <w:bCs w:val="1"/>
         </w:rPr>
         <w:t>SUMMARY / सारांश</w:t>
       </w:r>
@@ -131,8 +136,8 @@
         <w:tblLook w:firstColumn="1" w:firstRow="1" w:lastColumn="0" w:lastRow="0" w:noHBand="0" w:noVBand="1" w:val="04A0"/>
       </w:tblPr>
       <w:tblGrid>
-        <w:gridCol w:w="5046"/>
-        <w:gridCol w:w="5046"/>
+        <w:gridCol w:w="5103"/>
+        <w:gridCol w:w="5103"/>
       </w:tblGrid>
       <w:tr>
         <w:tc>
@@ -141,12 +146,14 @@
           </w:tcPr>
           <w:p>
             <w:pPr>
-              <w:spacing w:after="20"/>
+              <w:spacing w:after="0"/>
             </w:pPr>
             <w:r>
               <w:rPr>
                 <w:b/>
-                <w:sz w:val="20"/>
+                <w:sz w:val="19"/>
+                <w:szCs w:val="19"/>
+                <w:bCs w:val="1"/>
               </w:rPr>
               <w:t>Total Collection / कुल संग्रह:</w:t>
             </w:r>
@@ -158,11 +165,12 @@
           </w:tcPr>
           <w:p>
             <w:pPr>
-              <w:spacing w:after="20"/>
+              <w:spacing w:after="0"/>
             </w:pPr>
             <w:r>
               <w:rPr>
-                <w:sz w:val="20"/>
+                <w:sz w:val="19"/>
+                <w:szCs w:val="19"/>
               </w:rPr>
               <w:t>{TOTAL_COLLECTION}</w:t>
             </w:r>
@@ -176,12 +184,14 @@
           </w:tcPr>
           <w:p>
             <w:pPr>
-              <w:spacing w:after="20"/>
+              <w:spacing w:after="0"/>
             </w:pPr>
             <w:r>
               <w:rPr>
                 <w:b/>
-                <w:sz w:val="20"/>
+                <w:sz w:val="19"/>
+                <w:szCs w:val="19"/>
+                <w:bCs w:val="1"/>
               </w:rPr>
               <w:t>Past Return / विगत वापसी:</w:t>
             </w:r>
@@ -193,11 +203,12 @@
           </w:tcPr>
           <w:p>
             <w:pPr>
-              <w:spacing w:after="20"/>
+              <w:spacing w:after="0"/>
             </w:pPr>
             <w:r>
               <w:rPr>
-                <w:sz w:val="20"/>
+                <w:sz w:val="19"/>
+                <w:szCs w:val="19"/>
               </w:rPr>
               <w:t>{PAST_RETURN}</w:t>
             </w:r>
@@ -211,12 +222,14 @@
           </w:tcPr>
           <w:p>
             <w:pPr>
-              <w:spacing w:after="20"/>
+              <w:spacing w:after="0"/>
             </w:pPr>
             <w:r>
               <w:rPr>
                 <w:b/>
-                <w:sz w:val="20"/>
+                <w:sz w:val="19"/>
+                <w:szCs w:val="19"/>
+                <w:bCs w:val="1"/>
               </w:rPr>
               <w:t>Total Expenses / कुल व्यय:</w:t>
             </w:r>
@@ -228,11 +241,12 @@
           </w:tcPr>
           <w:p>
             <w:pPr>
-              <w:spacing w:after="20"/>
+              <w:spacing w:after="0"/>
             </w:pPr>
             <w:r>
               <w:rPr>
-                <w:sz w:val="20"/>
+                <w:sz w:val="19"/>
+                <w:szCs w:val="19"/>
               </w:rPr>
               <w:t>{TOTAL_EXPENSES}</w:t>
             </w:r>
@@ -246,12 +260,14 @@
           </w:tcPr>
           <w:p>
             <w:pPr>
-              <w:spacing w:after="20"/>
+              <w:spacing w:after="0"/>
             </w:pPr>
             <w:r>
               <w:rPr>
                 <w:b/>
-                <w:sz w:val="20"/>
+                <w:sz w:val="19"/>
+                <w:szCs w:val="19"/>
+                <w:bCs w:val="1"/>
               </w:rPr>
               <w:t>Total Budget / कुल बजट:</w:t>
             </w:r>
@@ -263,11 +279,12 @@
           </w:tcPr>
           <w:p>
             <w:pPr>
-              <w:spacing w:after="20"/>
+              <w:spacing w:after="0"/>
             </w:pPr>
             <w:r>
               <w:rPr>
-                <w:sz w:val="20"/>
+                <w:sz w:val="19"/>
+                <w:szCs w:val="19"/>
               </w:rPr>
               <w:t>{TOTAL_BUDGET}</w:t>
             </w:r>
@@ -281,12 +298,14 @@
           </w:tcPr>
           <w:p>
             <w:pPr>
-              <w:spacing w:after="20"/>
+              <w:spacing w:after="0"/>
             </w:pPr>
             <w:r>
               <w:rPr>
                 <w:b/>
-                <w:sz w:val="20"/>
+                <w:sz w:val="19"/>
+                <w:szCs w:val="19"/>
+                <w:bCs w:val="1"/>
               </w:rPr>
               <w:t>Surplus / शेष:</w:t>
             </w:r>
@@ -298,11 +317,12 @@
           </w:tcPr>
           <w:p>
             <w:pPr>
-              <w:spacing w:after="20"/>
+              <w:spacing w:after="0"/>
             </w:pPr>
             <w:r>
               <w:rPr>
-                <w:sz w:val="20"/>
+                <w:sz w:val="19"/>
+                <w:szCs w:val="19"/>
               </w:rPr>
               <w:t>{SURPLUS}</w:t>
             </w:r>
@@ -312,14 +332,15 @@
     </w:tbl>
     <w:p>
       <w:pPr>
-        <w:spacing w:after="60" w:before="160"/>
+        <w:spacing w:after="40" w:before="120"/>
       </w:pPr>
       <w:r>
         <w:rPr>
           <w:b/>
-          <w:i w:val="0"/>
           <w:color w:val="8B1E1E"/>
-          <w:sz w:val="22"/>
+          <w:sz w:val="21"/>
+          <w:szCs w:val="21"/>
+          <w:bCs w:val="1"/>
         </w:rPr>
         <w:t>LOANS</w:t>
       </w:r>
@@ -332,16 +353,16 @@
         <w:tblLook w:firstColumn="1" w:firstRow="1" w:lastColumn="0" w:lastRow="0" w:noHBand="0" w:noVBand="1" w:val="04A0"/>
       </w:tblPr>
       <w:tblGrid>
-        <w:gridCol w:w="2018"/>
-        <w:gridCol w:w="2018"/>
-        <w:gridCol w:w="2018"/>
-        <w:gridCol w:w="2018"/>
-        <w:gridCol w:w="2018"/>
+        <w:gridCol w:w="2041"/>
+        <w:gridCol w:w="2041"/>
+        <w:gridCol w:w="2041"/>
+        <w:gridCol w:w="2041"/>
+        <w:gridCol w:w="2041"/>
       </w:tblGrid>
       <w:tr>
         <w:tc>
           <w:tcPr>
-            <w:tcW w:type="dxa" w:w="2018"/>
+            <w:tcW w:type="dxa" w:w="2041"/>
             <w:shd w:val="clear" w:fill="FCE9C6"/>
           </w:tcPr>
           <w:p>
@@ -349,6 +370,8 @@
               <w:rPr>
                 <w:b/>
                 <w:sz w:val="17"/>
+                <w:szCs w:val="17"/>
+                <w:bCs w:val="1"/>
               </w:rPr>
               <w:t>Loan Taker</w:t>
             </w:r>
@@ -356,7 +379,7 @@
         </w:tc>
         <w:tc>
           <w:tcPr>
-            <w:tcW w:type="dxa" w:w="2018"/>
+            <w:tcW w:type="dxa" w:w="2041"/>
             <w:shd w:val="clear" w:fill="FCE9C6"/>
           </w:tcPr>
           <w:p>
@@ -364,6 +387,8 @@
               <w:rPr>
                 <w:b/>
                 <w:sz w:val="17"/>
+                <w:szCs w:val="17"/>
+                <w:bCs w:val="1"/>
               </w:rPr>
               <w:t>Amount</w:t>
             </w:r>
@@ -371,7 +396,7 @@
         </w:tc>
         <w:tc>
           <w:tcPr>
-            <w:tcW w:type="dxa" w:w="2018"/>
+            <w:tcW w:type="dxa" w:w="2041"/>
             <w:shd w:val="clear" w:fill="FCE9C6"/>
           </w:tcPr>
           <w:p>
@@ -379,6 +404,8 @@
               <w:rPr>
                 <w:b/>
                 <w:sz w:val="17"/>
+                <w:szCs w:val="17"/>
+                <w:bCs w:val="1"/>
               </w:rPr>
               <w:t>Interest</w:t>
             </w:r>
@@ -386,7 +413,7 @@
         </w:tc>
         <w:tc>
           <w:tcPr>
-            <w:tcW w:type="dxa" w:w="2018"/>
+            <w:tcW w:type="dxa" w:w="2041"/>
             <w:shd w:val="clear" w:fill="FCE9C6"/>
           </w:tcPr>
           <w:p>
@@ -394,6 +421,8 @@
               <w:rPr>
                 <w:b/>
                 <w:sz w:val="17"/>
+                <w:szCs w:val="17"/>
+                <w:bCs w:val="1"/>
               </w:rPr>
               <w:t>Tenure</w:t>
             </w:r>
@@ -401,7 +430,7 @@
         </w:tc>
         <w:tc>
           <w:tcPr>
-            <w:tcW w:type="dxa" w:w="2018"/>
+            <w:tcW w:type="dxa" w:w="2041"/>
             <w:shd w:val="clear" w:fill="FCE9C6"/>
           </w:tcPr>
           <w:p>
@@ -409,6 +438,8 @@
               <w:rPr>
                 <w:b/>
                 <w:sz w:val="17"/>
+                <w:szCs w:val="17"/>
+                <w:bCs w:val="1"/>
               </w:rPr>
               <w:t>Status</w:t>
             </w:r>
@@ -418,12 +449,13 @@
       <w:tr>
         <w:tc>
           <w:tcPr>
-            <w:tcW w:type="dxa" w:w="2018"/>
+            <w:tcW w:type="dxa" w:w="2041"/>
           </w:tcPr>
           <w:p>
             <w:r>
               <w:rPr>
                 <w:sz w:val="17"/>
+                <w:szCs w:val="17"/>
               </w:rPr>
               <w:t>{#loans}{LOAN_TAKER}</w:t>
             </w:r>
@@ -431,12 +463,13 @@
         </w:tc>
         <w:tc>
           <w:tcPr>
-            <w:tcW w:type="dxa" w:w="2018"/>
+            <w:tcW w:type="dxa" w:w="2041"/>
           </w:tcPr>
           <w:p>
             <w:r>
               <w:rPr>
                 <w:sz w:val="17"/>
+                <w:szCs w:val="17"/>
               </w:rPr>
               <w:t>{AMOUNT}</w:t>
             </w:r>
@@ -444,12 +477,13 @@
         </w:tc>
         <w:tc>
           <w:tcPr>
-            <w:tcW w:type="dxa" w:w="2018"/>
+            <w:tcW w:type="dxa" w:w="2041"/>
           </w:tcPr>
           <w:p>
             <w:r>
               <w:rPr>
                 <w:sz w:val="17"/>
+                <w:szCs w:val="17"/>
               </w:rPr>
               <w:t>{INTEREST}</w:t>
             </w:r>
@@ -457,12 +491,13 @@
         </w:tc>
         <w:tc>
           <w:tcPr>
-            <w:tcW w:type="dxa" w:w="2018"/>
+            <w:tcW w:type="dxa" w:w="2041"/>
           </w:tcPr>
           <w:p>
             <w:r>
               <w:rPr>
                 <w:sz w:val="17"/>
+                <w:szCs w:val="17"/>
               </w:rPr>
               <w:t>{TENURE}</w:t>
             </w:r>
@@ -470,12 +505,13 @@
         </w:tc>
         <w:tc>
           <w:tcPr>
-            <w:tcW w:type="dxa" w:w="2018"/>
+            <w:tcW w:type="dxa" w:w="2041"/>
           </w:tcPr>
           <w:p>
             <w:r>
               <w:rPr>
                 <w:sz w:val="17"/>
+                <w:szCs w:val="17"/>
               </w:rPr>
               <w:t>{STATUS}{/loans}</w:t>
             </w:r>
@@ -485,28 +521,30 @@
     </w:tbl>
     <w:p>
       <w:pPr>
-        <w:spacing w:after="60" w:before="40"/>
+        <w:spacing w:after="40" w:before="40"/>
       </w:pPr>
       <w:r>
         <w:rPr>
-          <w:b w:val="0"/>
           <w:i/>
           <w:color w:val="555555"/>
           <w:sz w:val="17"/>
+          <w:szCs w:val="17"/>
+          <w:iCs w:val="1"/>
         </w:rPr>
         <w:t>{^loans}No loans this year.{/loans}</w:t>
       </w:r>
     </w:p>
     <w:p>
       <w:pPr>
-        <w:spacing w:after="60" w:before="160"/>
+        <w:spacing w:after="40" w:before="120"/>
       </w:pPr>
       <w:r>
         <w:rPr>
           <w:b/>
-          <w:i w:val="0"/>
           <w:color w:val="8B1E1E"/>
-          <w:sz w:val="22"/>
+          <w:sz w:val="21"/>
+          <w:szCs w:val="21"/>
+          <w:bCs w:val="1"/>
         </w:rPr>
         <w:t>GUARANTORS</w:t>
       </w:r>
@@ -519,14 +557,14 @@
         <w:tblLook w:firstColumn="1" w:firstRow="1" w:lastColumn="0" w:lastRow="0" w:noHBand="0" w:noVBand="1" w:val="04A0"/>
       </w:tblPr>
       <w:tblGrid>
-        <w:gridCol w:w="3364"/>
-        <w:gridCol w:w="3364"/>
-        <w:gridCol w:w="3364"/>
+        <w:gridCol w:w="3402"/>
+        <w:gridCol w:w="3402"/>
+        <w:gridCol w:w="3402"/>
       </w:tblGrid>
       <w:tr>
         <w:tc>
           <w:tcPr>
-            <w:tcW w:type="dxa" w:w="3364"/>
+            <w:tcW w:type="dxa" w:w="3402"/>
             <w:shd w:val="clear" w:fill="FCE9C6"/>
           </w:tcPr>
           <w:p>
@@ -534,6 +572,8 @@
               <w:rPr>
                 <w:b/>
                 <w:sz w:val="17"/>
+                <w:szCs w:val="17"/>
+                <w:bCs w:val="1"/>
               </w:rPr>
               <w:t>Guarantor</w:t>
             </w:r>
@@ -541,7 +581,7 @@
         </w:tc>
         <w:tc>
           <w:tcPr>
-            <w:tcW w:type="dxa" w:w="3364"/>
+            <w:tcW w:type="dxa" w:w="3402"/>
             <w:shd w:val="clear" w:fill="FCE9C6"/>
           </w:tcPr>
           <w:p>
@@ -549,6 +589,8 @@
               <w:rPr>
                 <w:b/>
                 <w:sz w:val="17"/>
+                <w:szCs w:val="17"/>
+                <w:bCs w:val="1"/>
               </w:rPr>
               <w:t>Loan Taker</w:t>
             </w:r>
@@ -556,7 +598,7 @@
         </w:tc>
         <w:tc>
           <w:tcPr>
-            <w:tcW w:type="dxa" w:w="3364"/>
+            <w:tcW w:type="dxa" w:w="3402"/>
             <w:shd w:val="clear" w:fill="FCE9C6"/>
           </w:tcPr>
           <w:p>
@@ -564,6 +606,8 @@
               <w:rPr>
                 <w:b/>
                 <w:sz w:val="17"/>
+                <w:szCs w:val="17"/>
+                <w:bCs w:val="1"/>
               </w:rPr>
               <w:t>Year</w:t>
             </w:r>
@@ -573,12 +617,13 @@
       <w:tr>
         <w:tc>
           <w:tcPr>
-            <w:tcW w:type="dxa" w:w="3364"/>
+            <w:tcW w:type="dxa" w:w="3402"/>
           </w:tcPr>
           <w:p>
             <w:r>
               <w:rPr>
                 <w:sz w:val="17"/>
+                <w:szCs w:val="17"/>
               </w:rPr>
               <w:t>{#guarantors}{GUARANTOR_NAME}</w:t>
             </w:r>
@@ -586,12 +631,13 @@
         </w:tc>
         <w:tc>
           <w:tcPr>
-            <w:tcW w:type="dxa" w:w="3364"/>
+            <w:tcW w:type="dxa" w:w="3402"/>
           </w:tcPr>
           <w:p>
             <w:r>
               <w:rPr>
                 <w:sz w:val="17"/>
+                <w:szCs w:val="17"/>
               </w:rPr>
               <w:t>{LOAN_TAKER}</w:t>
             </w:r>
@@ -599,12 +645,13 @@
         </w:tc>
         <w:tc>
           <w:tcPr>
-            <w:tcW w:type="dxa" w:w="3364"/>
+            <w:tcW w:type="dxa" w:w="3402"/>
           </w:tcPr>
           <w:p>
             <w:r>
               <w:rPr>
                 <w:sz w:val="17"/>
+                <w:szCs w:val="17"/>
               </w:rPr>
               <w:t>{YEAR}{/guarantors}</w:t>
             </w:r>
@@ -614,28 +661,30 @@
     </w:tbl>
     <w:p>
       <w:pPr>
-        <w:spacing w:after="60" w:before="40"/>
+        <w:spacing w:after="40" w:before="40"/>
       </w:pPr>
       <w:r>
         <w:rPr>
-          <w:b w:val="0"/>
           <w:i/>
           <w:color w:val="555555"/>
           <w:sz w:val="17"/>
+          <w:szCs w:val="17"/>
+          <w:iCs w:val="1"/>
         </w:rPr>
         <w:t>{^guarantors}No guarantors.{/guarantors}</w:t>
       </w:r>
     </w:p>
     <w:p>
       <w:pPr>
-        <w:spacing w:after="60" w:before="160"/>
+        <w:spacing w:after="40" w:before="120"/>
       </w:pPr>
       <w:r>
         <w:rPr>
           <w:b/>
-          <w:i w:val="0"/>
           <w:color w:val="8B1E1E"/>
-          <w:sz w:val="22"/>
+          <w:sz w:val="21"/>
+          <w:szCs w:val="21"/>
+          <w:bCs w:val="1"/>
         </w:rPr>
         <w:t>CONTRIBUTORS</w:t>
       </w:r>
@@ -648,16 +697,16 @@
         <w:tblLook w:firstColumn="1" w:firstRow="1" w:lastColumn="0" w:lastRow="0" w:noHBand="0" w:noVBand="1" w:val="04A0"/>
       </w:tblPr>
       <w:tblGrid>
-        <w:gridCol w:w="2018"/>
-        <w:gridCol w:w="2018"/>
-        <w:gridCol w:w="2018"/>
-        <w:gridCol w:w="2018"/>
-        <w:gridCol w:w="2018"/>
+        <w:gridCol w:w="2041"/>
+        <w:gridCol w:w="2041"/>
+        <w:gridCol w:w="2041"/>
+        <w:gridCol w:w="2041"/>
+        <w:gridCol w:w="2041"/>
       </w:tblGrid>
       <w:tr>
         <w:tc>
           <w:tcPr>
-            <w:tcW w:type="dxa" w:w="2018"/>
+            <w:tcW w:type="dxa" w:w="2041"/>
             <w:shd w:val="clear" w:fill="FCE9C6"/>
           </w:tcPr>
           <w:p>
@@ -665,6 +714,8 @@
               <w:rPr>
                 <w:b/>
                 <w:sz w:val="17"/>
+                <w:szCs w:val="17"/>
+                <w:bCs w:val="1"/>
               </w:rPr>
               <w:t>Sl</w:t>
             </w:r>
@@ -672,7 +723,7 @@
         </w:tc>
         <w:tc>
           <w:tcPr>
-            <w:tcW w:type="dxa" w:w="2018"/>
+            <w:tcW w:type="dxa" w:w="2041"/>
             <w:shd w:val="clear" w:fill="FCE9C6"/>
           </w:tcPr>
           <w:p>
@@ -680,6 +731,8 @@
               <w:rPr>
                 <w:b/>
                 <w:sz w:val="17"/>
+                <w:szCs w:val="17"/>
+                <w:bCs w:val="1"/>
               </w:rPr>
               <w:t>Name</w:t>
             </w:r>
@@ -687,7 +740,7 @@
         </w:tc>
         <w:tc>
           <w:tcPr>
-            <w:tcW w:type="dxa" w:w="2018"/>
+            <w:tcW w:type="dxa" w:w="2041"/>
             <w:shd w:val="clear" w:fill="FCE9C6"/>
           </w:tcPr>
           <w:p>
@@ -695,6 +748,8 @@
               <w:rPr>
                 <w:b/>
                 <w:sz w:val="17"/>
+                <w:szCs w:val="17"/>
+                <w:bCs w:val="1"/>
               </w:rPr>
               <w:t>Father</w:t>
             </w:r>
@@ -702,7 +757,7 @@
         </w:tc>
         <w:tc>
           <w:tcPr>
-            <w:tcW w:type="dxa" w:w="2018"/>
+            <w:tcW w:type="dxa" w:w="2041"/>
             <w:shd w:val="clear" w:fill="FCE9C6"/>
           </w:tcPr>
           <w:p>
@@ -710,6 +765,8 @@
               <w:rPr>
                 <w:b/>
                 <w:sz w:val="17"/>
+                <w:szCs w:val="17"/>
+                <w:bCs w:val="1"/>
               </w:rPr>
               <w:t>Village</w:t>
             </w:r>
@@ -717,7 +774,7 @@
         </w:tc>
         <w:tc>
           <w:tcPr>
-            <w:tcW w:type="dxa" w:w="2018"/>
+            <w:tcW w:type="dxa" w:w="2041"/>
             <w:shd w:val="clear" w:fill="FCE9C6"/>
           </w:tcPr>
           <w:p>
@@ -725,6 +782,8 @@
               <w:rPr>
                 <w:b/>
                 <w:sz w:val="17"/>
+                <w:szCs w:val="17"/>
+                <w:bCs w:val="1"/>
               </w:rPr>
               <w:t>Amount</w:t>
             </w:r>
@@ -734,12 +793,13 @@
       <w:tr>
         <w:tc>
           <w:tcPr>
-            <w:tcW w:type="dxa" w:w="2018"/>
+            <w:tcW w:type="dxa" w:w="2041"/>
           </w:tcPr>
           <w:p>
             <w:r>
               <w:rPr>
                 <w:sz w:val="17"/>
+                <w:szCs w:val="17"/>
               </w:rPr>
               <w:t>{#contributors}{SL_NO}</w:t>
             </w:r>
@@ -747,12 +807,13 @@
         </w:tc>
         <w:tc>
           <w:tcPr>
-            <w:tcW w:type="dxa" w:w="2018"/>
+            <w:tcW w:type="dxa" w:w="2041"/>
           </w:tcPr>
           <w:p>
             <w:r>
               <w:rPr>
                 <w:sz w:val="17"/>
+                <w:szCs w:val="17"/>
               </w:rPr>
               <w:t>{NAME}</w:t>
             </w:r>
@@ -760,12 +821,13 @@
         </w:tc>
         <w:tc>
           <w:tcPr>
-            <w:tcW w:type="dxa" w:w="2018"/>
+            <w:tcW w:type="dxa" w:w="2041"/>
           </w:tcPr>
           <w:p>
             <w:r>
               <w:rPr>
                 <w:sz w:val="17"/>
+                <w:szCs w:val="17"/>
               </w:rPr>
               <w:t>{FATHER_NAME}</w:t>
             </w:r>
@@ -773,12 +835,13 @@
         </w:tc>
         <w:tc>
           <w:tcPr>
-            <w:tcW w:type="dxa" w:w="2018"/>
+            <w:tcW w:type="dxa" w:w="2041"/>
           </w:tcPr>
           <w:p>
             <w:r>
               <w:rPr>
                 <w:sz w:val="17"/>
+                <w:szCs w:val="17"/>
               </w:rPr>
               <w:t>{VILLAGE}</w:t>
             </w:r>
@@ -786,12 +849,13 @@
         </w:tc>
         <w:tc>
           <w:tcPr>
-            <w:tcW w:type="dxa" w:w="2018"/>
+            <w:tcW w:type="dxa" w:w="2041"/>
           </w:tcPr>
           <w:p>
             <w:r>
               <w:rPr>
                 <w:sz w:val="17"/>
+                <w:szCs w:val="17"/>
               </w:rPr>
               <w:t>{AMOUNT}{/contributors}</w:t>
             </w:r>
@@ -801,28 +865,30 @@
     </w:tbl>
     <w:p>
       <w:pPr>
-        <w:spacing w:after="60" w:before="40"/>
+        <w:spacing w:after="40" w:before="40"/>
       </w:pPr>
       <w:r>
         <w:rPr>
-          <w:b w:val="0"/>
           <w:i/>
           <w:color w:val="555555"/>
           <w:sz w:val="17"/>
+          <w:szCs w:val="17"/>
+          <w:iCs w:val="1"/>
         </w:rPr>
         <w:t>{^contributors}No contributors.{/contributors}</w:t>
       </w:r>
     </w:p>
     <w:p>
       <w:pPr>
-        <w:spacing w:after="60" w:before="160"/>
+        <w:spacing w:after="40" w:before="120"/>
       </w:pPr>
       <w:r>
         <w:rPr>
           <w:b/>
-          <w:i w:val="0"/>
           <w:color w:val="8B1E1E"/>
-          <w:sz w:val="22"/>
+          <w:sz w:val="21"/>
+          <w:szCs w:val="21"/>
+          <w:bCs w:val="1"/>
         </w:rPr>
         <w:t>EXPENSES</w:t>
       </w:r>
@@ -835,15 +901,15 @@
         <w:tblLook w:firstColumn="1" w:firstRow="1" w:lastColumn="0" w:lastRow="0" w:noHBand="0" w:noVBand="1" w:val="04A0"/>
       </w:tblPr>
       <w:tblGrid>
-        <w:gridCol w:w="2523"/>
-        <w:gridCol w:w="2523"/>
-        <w:gridCol w:w="2523"/>
-        <w:gridCol w:w="2523"/>
+        <w:gridCol w:w="2551"/>
+        <w:gridCol w:w="2551"/>
+        <w:gridCol w:w="2551"/>
+        <w:gridCol w:w="2551"/>
       </w:tblGrid>
       <w:tr>
         <w:tc>
           <w:tcPr>
-            <w:tcW w:type="dxa" w:w="2523"/>
+            <w:tcW w:type="dxa" w:w="2551"/>
             <w:shd w:val="clear" w:fill="FCE9C6"/>
           </w:tcPr>
           <w:p>
@@ -851,6 +917,8 @@
               <w:rPr>
                 <w:b/>
                 <w:sz w:val="17"/>
+                <w:szCs w:val="17"/>
+                <w:bCs w:val="1"/>
               </w:rPr>
               <w:t>Sl</w:t>
             </w:r>
@@ -858,7 +926,7 @@
         </w:tc>
         <w:tc>
           <w:tcPr>
-            <w:tcW w:type="dxa" w:w="2523"/>
+            <w:tcW w:type="dxa" w:w="2551"/>
             <w:shd w:val="clear" w:fill="FCE9C6"/>
           </w:tcPr>
           <w:p>
@@ -866,6 +934,8 @@
               <w:rPr>
                 <w:b/>
                 <w:sz w:val="17"/>
+                <w:szCs w:val="17"/>
+                <w:bCs w:val="1"/>
               </w:rPr>
               <w:t>Description</w:t>
             </w:r>
@@ -873,7 +943,7 @@
         </w:tc>
         <w:tc>
           <w:tcPr>
-            <w:tcW w:type="dxa" w:w="2523"/>
+            <w:tcW w:type="dxa" w:w="2551"/>
             <w:shd w:val="clear" w:fill="FCE9C6"/>
           </w:tcPr>
           <w:p>
@@ -881,6 +951,8 @@
               <w:rPr>
                 <w:b/>
                 <w:sz w:val="17"/>
+                <w:szCs w:val="17"/>
+                <w:bCs w:val="1"/>
               </w:rPr>
               <w:t>Category</w:t>
             </w:r>
@@ -888,7 +960,7 @@
         </w:tc>
         <w:tc>
           <w:tcPr>
-            <w:tcW w:type="dxa" w:w="2523"/>
+            <w:tcW w:type="dxa" w:w="2551"/>
             <w:shd w:val="clear" w:fill="FCE9C6"/>
           </w:tcPr>
           <w:p>
@@ -896,6 +968,8 @@
               <w:rPr>
                 <w:b/>
                 <w:sz w:val="17"/>
+                <w:szCs w:val="17"/>
+                <w:bCs w:val="1"/>
               </w:rPr>
               <w:t>Amount</w:t>
             </w:r>
@@ -905,12 +979,13 @@
       <w:tr>
         <w:tc>
           <w:tcPr>
-            <w:tcW w:type="dxa" w:w="2523"/>
+            <w:tcW w:type="dxa" w:w="2551"/>
           </w:tcPr>
           <w:p>
             <w:r>
               <w:rPr>
                 <w:sz w:val="17"/>
+                <w:szCs w:val="17"/>
               </w:rPr>
               <w:t>{#expenses}{SL_NO}</w:t>
             </w:r>
@@ -918,12 +993,13 @@
         </w:tc>
         <w:tc>
           <w:tcPr>
-            <w:tcW w:type="dxa" w:w="2523"/>
+            <w:tcW w:type="dxa" w:w="2551"/>
           </w:tcPr>
           <w:p>
             <w:r>
               <w:rPr>
                 <w:sz w:val="17"/>
+                <w:szCs w:val="17"/>
               </w:rPr>
               <w:t>{DESCRIPTION}</w:t>
             </w:r>
@@ -931,12 +1007,13 @@
         </w:tc>
         <w:tc>
           <w:tcPr>
-            <w:tcW w:type="dxa" w:w="2523"/>
+            <w:tcW w:type="dxa" w:w="2551"/>
           </w:tcPr>
           <w:p>
             <w:r>
               <w:rPr>
                 <w:sz w:val="17"/>
+                <w:szCs w:val="17"/>
               </w:rPr>
               <w:t>{CATEGORY}</w:t>
             </w:r>
@@ -944,12 +1021,13 @@
         </w:tc>
         <w:tc>
           <w:tcPr>
-            <w:tcW w:type="dxa" w:w="2523"/>
+            <w:tcW w:type="dxa" w:w="2551"/>
           </w:tcPr>
           <w:p>
             <w:r>
               <w:rPr>
                 <w:sz w:val="17"/>
+                <w:szCs w:val="17"/>
               </w:rPr>
               <w:t>{AMOUNT}{/expenses}</w:t>
             </w:r>
@@ -959,29 +1037,29 @@
     </w:tbl>
     <w:p>
       <w:pPr>
-        <w:spacing w:after="60" w:before="40"/>
+        <w:spacing w:after="40" w:before="40"/>
       </w:pPr>
       <w:r>
         <w:rPr>
-          <w:b w:val="0"/>
           <w:i/>
           <w:color w:val="555555"/>
           <w:sz w:val="17"/>
+          <w:szCs w:val="17"/>
+          <w:iCs w:val="1"/>
         </w:rPr>
         <w:t>{^expenses}No expenses.{/expenses}</w:t>
       </w:r>
     </w:p>
     <w:p>
       <w:pPr>
-        <w:spacing w:after="60" w:before="20"/>
+        <w:spacing w:after="40" w:before="20"/>
         <w:jc w:val="center"/>
       </w:pPr>
       <w:r>
         <w:rPr>
-          <w:b w:val="0"/>
-          <w:i w:val="0"/>
           <w:color w:val="555555"/>
-          <w:sz w:val="16"/>
+          <w:sz w:val="15"/>
+          <w:szCs w:val="15"/>
         </w:rPr>
         <w:t>Generated at: {GENERATED_AT}</w:t>
       </w:r>
@@ -989,7 +1067,7 @@
     <w:sectPr>
       <w:headerReference w:type="default" r:id="rId9"/>
       <w:pgSz w:w="11906" w:h="16838"/>
-      <w:pgMar w:top="907" w:right="907" w:bottom="907" w:left="907" w:header="227" w:footer="227" w:gutter="0"/>
+      <w:pgMar w:top="850" w:right="850" w:bottom="850" w:left="850" w:header="227" w:footer="227" w:gutter="0"/>
       <w:cols w:space="720"/>
       <w:docGrid w:linePitch="360"/>
     </w:sectPr>
@@ -1002,52 +1080,35 @@
   <w:p>
     <w:pPr>
       <w:pStyle w:val="Header"/>
+      <w:spacing w:after="0"/>
       <w:jc w:val="center"/>
     </w:pPr>
-    <w:r xmlns:a="http://schemas.openxmlformats.org/drawingml/2006/main" xmlns:pic="http://schemas.openxmlformats.org/drawingml/2006/picture">
-      <w:drawing>
-        <wp:anchor distT="0" distB="0" distL="0" distR="0" simplePos="0" relativeHeight="0" behindDoc="1" locked="0" layoutInCell="1" allowOverlap="1">
-          <wp:simplePos x="0" y="0"/>
-          <wp:positionH relativeFrom="page">
-            <wp:align>center</wp:align>
-          </wp:positionH>
-          <wp:positionV relativeFrom="page">
-            <wp:align>center</wp:align>
-          </wp:positionV>
-          <wp:extent cx="3960000" cy="3960000"/>
-          <wp:effectExtent l="0" t="0" r="0" b="0"/>
-          <wp:wrapNone/>
-          <wp:docPr id="1007" name="Watermark1007"/>
-          <wp:cNvGraphicFramePr>
-            <a:graphicFrameLocks noChangeAspect="1"/>
-          </wp:cNvGraphicFramePr>
-          <a:graphic>
-            <a:graphicData uri="http://schemas.openxmlformats.org/drawingml/2006/picture">
-              <pic:pic>
-                <pic:nvPicPr>
-                  <pic:cNvPr id="1007" name="Watermark1007"/>
-                  <pic:cNvPicPr/>
-                </pic:nvPicPr>
-                <pic:blipFill>
-                  <a:blip r:embed="rId1"/>
-                  <a:stretch>
-                    <a:fillRect/>
-                  </a:stretch>
-                </pic:blipFill>
-                <pic:spPr>
-                  <a:xfrm>
-                    <a:off x="0" y="0"/>
-                    <a:ext cx="3960000" cy="3960000"/>
-                  </a:xfrm>
-                  <a:prstGeom prst="rect">
-                    <a:avLst/>
-                  </a:prstGeom>
-                </pic:spPr>
-              </pic:pic>
-            </a:graphicData>
-          </a:graphic>
-        </wp:anchor>
-      </w:drawing>
+    <w:r>
+      <w:noProof/>
+      <w:pict>
+        <v:shapetype id="_x0000_t75" coordsize="21600,21600" o:spt="75" o:preferrelative="t" path="m@4@5l@4@11@9@11@9@5xe" filled="f" stroked="f">
+          <v:stroke joinstyle="miter"/>
+          <v:formulas>
+            <v:f eqn="if lineDrawn pixelLineWidth 0"/>
+            <v:f eqn="sum @0 1 0"/>
+            <v:f eqn="sum 0 0 @1"/>
+            <v:f eqn="prod @2 1 2"/>
+            <v:f eqn="prod @3 21600 pixelWidth"/>
+            <v:f eqn="prod @3 21600 pixelHeight"/>
+            <v:f eqn="sum @0 0 1"/>
+            <v:f eqn="prod @6 1 2"/>
+            <v:f eqn="prod @7 21600 pixelWidth"/>
+            <v:f eqn="sum @8 21600 0"/>
+            <v:f eqn="prod @7 21600 pixelHeight"/>
+            <v:f eqn="sum @10 21600 0"/>
+          </v:formulas>
+          <v:path o:extrusionok="f" gradientshapeok="t" o:connecttype="rect"/>
+          <o:lock v:ext="edit" aspectratio="t"/>
+        </v:shapetype>
+        <v:shape id="WordPictureWatermark2056" o:spid="_x0000_s2056" type="#_x0000_t75" style="position:absolute;margin-left:0;margin-top:0;width:283.5pt;height:283.5pt;                     z-index:-251658752;mso-position-horizontal:center;                     mso-position-horizontal-relative:margin;mso-position-vertical:center;                     mso-position-vertical-relative:margin" o:allowincell="f">
+          <v:imagedata r:id="rId1" o:title="watermark"/>
+        </v:shape>
+      </w:pict>
     </w:r>
   </w:p>
 </w:hdr>
@@ -1420,8 +1481,9 @@
       <w:spacing w:after="0" w:line="240" w:lineRule="auto"/>
     </w:pPr>
     <w:rPr>
-      <w:rFonts w:ascii="Noto Sans Devanagari" w:hAnsi="Noto Sans Devanagari" w:cs="Noto Sans Devanagari"/>
-      <w:sz w:val="21"/>
+      <w:rFonts w:ascii="Calibri" w:hAnsi="Calibri" w:cs="Nirmala UI"/>
+      <w:sz w:val="20"/>
+      <w:szCs w:val="20"/>
     </w:rPr>
   </w:style>
   <w:style w:type="paragraph" w:styleId="Header">

--- a/mgmt/frontend/public/sample-templates/report-en-sample.docx
+++ b/mgmt/frontend/public/sample-templates/report-en-sample.docx
@@ -87,7 +87,7 @@
           <w:szCs w:val="21"/>
           <w:bCs w:val="1"/>
         </w:rPr>
-        <w:t>नवयुवक छठ पूजा समिति · वार्षिक रिपोर्ट</w:t>
+        <w:t>वार्षिक रिपोर्ट — {YEAR}</w:t>
       </w:r>
     </w:p>
     <w:p>
@@ -126,7 +126,7 @@
           <w:szCs w:val="21"/>
           <w:bCs w:val="1"/>
         </w:rPr>
-        <w:t>SUMMARY / सारांश</w:t>
+        <w:t>सारांश / Summary</w:t>
       </w:r>
     </w:p>
     <w:tbl>
@@ -142,7 +142,7 @@
       <w:tr>
         <w:tc>
           <w:tcPr>
-            <w:tcW w:type="dxa" w:w="3402"/>
+            <w:tcW w:type="dxa" w:w="6236"/>
           </w:tcPr>
           <w:p>
             <w:pPr>
@@ -155,7 +155,7 @@
                 <w:szCs w:val="19"/>
                 <w:bCs w:val="1"/>
               </w:rPr>
-              <w:t>Total Collection / कुल संग्रह:</w:t>
+              <w:t>Current Year Collection:</w:t>
             </w:r>
           </w:p>
         </w:tc>
@@ -180,7 +180,7 @@
       <w:tr>
         <w:tc>
           <w:tcPr>
-            <w:tcW w:type="dxa" w:w="3402"/>
+            <w:tcW w:type="dxa" w:w="6236"/>
           </w:tcPr>
           <w:p>
             <w:pPr>
@@ -193,7 +193,7 @@
                 <w:szCs w:val="19"/>
                 <w:bCs w:val="1"/>
               </w:rPr>
-              <w:t>Past Return / विगत वापसी:</w:t>
+              <w:t>Past Loan Returned (with Interest):</w:t>
             </w:r>
           </w:p>
         </w:tc>
@@ -218,7 +218,7 @@
       <w:tr>
         <w:tc>
           <w:tcPr>
-            <w:tcW w:type="dxa" w:w="3402"/>
+            <w:tcW w:type="dxa" w:w="6236"/>
           </w:tcPr>
           <w:p>
             <w:pPr>
@@ -231,7 +231,7 @@
                 <w:szCs w:val="19"/>
                 <w:bCs w:val="1"/>
               </w:rPr>
-              <w:t>Total Expenses / कुल व्यय:</w:t>
+              <w:t>Total Expense:</w:t>
             </w:r>
           </w:p>
         </w:tc>
@@ -256,7 +256,7 @@
       <w:tr>
         <w:tc>
           <w:tcPr>
-            <w:tcW w:type="dxa" w:w="3402"/>
+            <w:tcW w:type="dxa" w:w="6236"/>
           </w:tcPr>
           <w:p>
             <w:pPr>
@@ -269,7 +269,7 @@
                 <w:szCs w:val="19"/>
                 <w:bCs w:val="1"/>
               </w:rPr>
-              <w:t>Total Budget / कुल बजट:</w:t>
+              <w:t>Total Budget:</w:t>
             </w:r>
           </w:p>
         </w:tc>
@@ -294,7 +294,7 @@
       <w:tr>
         <w:tc>
           <w:tcPr>
-            <w:tcW w:type="dxa" w:w="3402"/>
+            <w:tcW w:type="dxa" w:w="6236"/>
           </w:tcPr>
           <w:p>
             <w:pPr>
@@ -307,7 +307,7 @@
                 <w:szCs w:val="19"/>
                 <w:bCs w:val="1"/>
               </w:rPr>
-              <w:t>Surplus / शेष:</w:t>
+              <w:t>Net Surplus:</w:t>
             </w:r>
           </w:p>
         </w:tc>
@@ -342,7 +342,7 @@
           <w:szCs w:val="21"/>
           <w:bCs w:val="1"/>
         </w:rPr>
-        <w:t>LOANS</w:t>
+        <w:t>Loans / ऋण</w:t>
       </w:r>
     </w:p>
     <w:tbl>
@@ -366,6 +366,9 @@
             <w:shd w:val="clear" w:fill="FCE9C6"/>
           </w:tcPr>
           <w:p>
+            <w:pPr>
+              <w:spacing w:after="0"/>
+            </w:pPr>
             <w:r>
               <w:rPr>
                 <w:b/>
@@ -373,7 +376,7 @@
                 <w:szCs w:val="17"/>
                 <w:bCs w:val="1"/>
               </w:rPr>
-              <w:t>Loan Taker</w:t>
+              <w:t>Receiver</w:t>
             </w:r>
           </w:p>
         </w:tc>
@@ -383,6 +386,9 @@
             <w:shd w:val="clear" w:fill="FCE9C6"/>
           </w:tcPr>
           <w:p>
+            <w:pPr>
+              <w:spacing w:after="0"/>
+            </w:pPr>
             <w:r>
               <w:rPr>
                 <w:b/>
@@ -400,6 +406,9 @@
             <w:shd w:val="clear" w:fill="FCE9C6"/>
           </w:tcPr>
           <w:p>
+            <w:pPr>
+              <w:spacing w:after="0"/>
+            </w:pPr>
             <w:r>
               <w:rPr>
                 <w:b/>
@@ -407,7 +416,7 @@
                 <w:szCs w:val="17"/>
                 <w:bCs w:val="1"/>
               </w:rPr>
-              <w:t>Interest</w:t>
+              <w:t>Int. Rate</w:t>
             </w:r>
           </w:p>
         </w:tc>
@@ -417,6 +426,9 @@
             <w:shd w:val="clear" w:fill="FCE9C6"/>
           </w:tcPr>
           <w:p>
+            <w:pPr>
+              <w:spacing w:after="0"/>
+            </w:pPr>
             <w:r>
               <w:rPr>
                 <w:b/>
@@ -434,6 +446,9 @@
             <w:shd w:val="clear" w:fill="FCE9C6"/>
           </w:tcPr>
           <w:p>
+            <w:pPr>
+              <w:spacing w:after="0"/>
+            </w:pPr>
             <w:r>
               <w:rPr>
                 <w:b/>
@@ -452,6 +467,9 @@
             <w:tcW w:type="dxa" w:w="2041"/>
           </w:tcPr>
           <w:p>
+            <w:pPr>
+              <w:spacing w:after="0"/>
+            </w:pPr>
             <w:r>
               <w:rPr>
                 <w:sz w:val="17"/>
@@ -466,6 +484,9 @@
             <w:tcW w:type="dxa" w:w="2041"/>
           </w:tcPr>
           <w:p>
+            <w:pPr>
+              <w:spacing w:after="0"/>
+            </w:pPr>
             <w:r>
               <w:rPr>
                 <w:sz w:val="17"/>
@@ -480,6 +501,9 @@
             <w:tcW w:type="dxa" w:w="2041"/>
           </w:tcPr>
           <w:p>
+            <w:pPr>
+              <w:spacing w:after="0"/>
+            </w:pPr>
             <w:r>
               <w:rPr>
                 <w:sz w:val="17"/>
@@ -494,6 +518,9 @@
             <w:tcW w:type="dxa" w:w="2041"/>
           </w:tcPr>
           <w:p>
+            <w:pPr>
+              <w:spacing w:after="0"/>
+            </w:pPr>
             <w:r>
               <w:rPr>
                 <w:sz w:val="17"/>
@@ -508,12 +535,22 @@
             <w:tcW w:type="dxa" w:w="2041"/>
           </w:tcPr>
           <w:p>
+            <w:pPr>
+              <w:spacing w:after="0"/>
+            </w:pPr>
             <w:r>
               <w:rPr>
                 <w:sz w:val="17"/>
                 <w:szCs w:val="17"/>
               </w:rPr>
-              <w:t>{STATUS}{/loans}</w:t>
+              <w:t>{STATUS}</w:t>
+            </w:r>
+            <w:r>
+              <w:rPr>
+                <w:sz w:val="17"/>
+                <w:szCs w:val="17"/>
+              </w:rPr>
+              <w:t>{/loans}</w:t>
             </w:r>
           </w:p>
         </w:tc>
@@ -546,7 +583,7 @@
           <w:szCs w:val="21"/>
           <w:bCs w:val="1"/>
         </w:rPr>
-        <w:t>GUARANTORS</w:t>
+        <w:t>Guarantors / गारंटर</w:t>
       </w:r>
     </w:p>
     <w:tbl>
@@ -568,6 +605,9 @@
             <w:shd w:val="clear" w:fill="FCE9C6"/>
           </w:tcPr>
           <w:p>
+            <w:pPr>
+              <w:spacing w:after="0"/>
+            </w:pPr>
             <w:r>
               <w:rPr>
                 <w:b/>
@@ -585,6 +625,9 @@
             <w:shd w:val="clear" w:fill="FCE9C6"/>
           </w:tcPr>
           <w:p>
+            <w:pPr>
+              <w:spacing w:after="0"/>
+            </w:pPr>
             <w:r>
               <w:rPr>
                 <w:b/>
@@ -592,7 +635,7 @@
                 <w:szCs w:val="17"/>
                 <w:bCs w:val="1"/>
               </w:rPr>
-              <w:t>Loan Taker</w:t>
+              <w:t>Receiver</w:t>
             </w:r>
           </w:p>
         </w:tc>
@@ -602,6 +645,9 @@
             <w:shd w:val="clear" w:fill="FCE9C6"/>
           </w:tcPr>
           <w:p>
+            <w:pPr>
+              <w:spacing w:after="0"/>
+            </w:pPr>
             <w:r>
               <w:rPr>
                 <w:b/>
@@ -620,6 +666,9 @@
             <w:tcW w:type="dxa" w:w="3402"/>
           </w:tcPr>
           <w:p>
+            <w:pPr>
+              <w:spacing w:after="0"/>
+            </w:pPr>
             <w:r>
               <w:rPr>
                 <w:sz w:val="17"/>
@@ -634,6 +683,9 @@
             <w:tcW w:type="dxa" w:w="3402"/>
           </w:tcPr>
           <w:p>
+            <w:pPr>
+              <w:spacing w:after="0"/>
+            </w:pPr>
             <w:r>
               <w:rPr>
                 <w:sz w:val="17"/>
@@ -648,12 +700,22 @@
             <w:tcW w:type="dxa" w:w="3402"/>
           </w:tcPr>
           <w:p>
+            <w:pPr>
+              <w:spacing w:after="0"/>
+            </w:pPr>
             <w:r>
               <w:rPr>
                 <w:sz w:val="17"/>
                 <w:szCs w:val="17"/>
               </w:rPr>
-              <w:t>{YEAR}{/guarantors}</w:t>
+              <w:t>{YEAR}</w:t>
+            </w:r>
+            <w:r>
+              <w:rPr>
+                <w:sz w:val="17"/>
+                <w:szCs w:val="17"/>
+              </w:rPr>
+              <w:t>{/guarantors}</w:t>
             </w:r>
           </w:p>
         </w:tc>
@@ -686,7 +748,7 @@
           <w:szCs w:val="21"/>
           <w:bCs w:val="1"/>
         </w:rPr>
-        <w:t>CONTRIBUTORS</w:t>
+        <w:t>Contributors / योगदानकर्ता</w:t>
       </w:r>
     </w:p>
     <w:tbl>
@@ -710,6 +772,9 @@
             <w:shd w:val="clear" w:fill="FCE9C6"/>
           </w:tcPr>
           <w:p>
+            <w:pPr>
+              <w:spacing w:after="0"/>
+            </w:pPr>
             <w:r>
               <w:rPr>
                 <w:b/>
@@ -717,7 +782,7 @@
                 <w:szCs w:val="17"/>
                 <w:bCs w:val="1"/>
               </w:rPr>
-              <w:t>Sl</w:t>
+              <w:t>S. No.</w:t>
             </w:r>
           </w:p>
         </w:tc>
@@ -727,6 +792,9 @@
             <w:shd w:val="clear" w:fill="FCE9C6"/>
           </w:tcPr>
           <w:p>
+            <w:pPr>
+              <w:spacing w:after="0"/>
+            </w:pPr>
             <w:r>
               <w:rPr>
                 <w:b/>
@@ -744,6 +812,9 @@
             <w:shd w:val="clear" w:fill="FCE9C6"/>
           </w:tcPr>
           <w:p>
+            <w:pPr>
+              <w:spacing w:after="0"/>
+            </w:pPr>
             <w:r>
               <w:rPr>
                 <w:b/>
@@ -751,7 +822,7 @@
                 <w:szCs w:val="17"/>
                 <w:bCs w:val="1"/>
               </w:rPr>
-              <w:t>Father</w:t>
+              <w:t>Father's Name</w:t>
             </w:r>
           </w:p>
         </w:tc>
@@ -761,6 +832,9 @@
             <w:shd w:val="clear" w:fill="FCE9C6"/>
           </w:tcPr>
           <w:p>
+            <w:pPr>
+              <w:spacing w:after="0"/>
+            </w:pPr>
             <w:r>
               <w:rPr>
                 <w:b/>
@@ -778,6 +852,9 @@
             <w:shd w:val="clear" w:fill="FCE9C6"/>
           </w:tcPr>
           <w:p>
+            <w:pPr>
+              <w:spacing w:after="0"/>
+            </w:pPr>
             <w:r>
               <w:rPr>
                 <w:b/>
@@ -796,6 +873,9 @@
             <w:tcW w:type="dxa" w:w="2041"/>
           </w:tcPr>
           <w:p>
+            <w:pPr>
+              <w:spacing w:after="0"/>
+            </w:pPr>
             <w:r>
               <w:rPr>
                 <w:sz w:val="17"/>
@@ -810,6 +890,9 @@
             <w:tcW w:type="dxa" w:w="2041"/>
           </w:tcPr>
           <w:p>
+            <w:pPr>
+              <w:spacing w:after="0"/>
+            </w:pPr>
             <w:r>
               <w:rPr>
                 <w:sz w:val="17"/>
@@ -824,6 +907,9 @@
             <w:tcW w:type="dxa" w:w="2041"/>
           </w:tcPr>
           <w:p>
+            <w:pPr>
+              <w:spacing w:after="0"/>
+            </w:pPr>
             <w:r>
               <w:rPr>
                 <w:sz w:val="17"/>
@@ -838,6 +924,9 @@
             <w:tcW w:type="dxa" w:w="2041"/>
           </w:tcPr>
           <w:p>
+            <w:pPr>
+              <w:spacing w:after="0"/>
+            </w:pPr>
             <w:r>
               <w:rPr>
                 <w:sz w:val="17"/>
@@ -852,12 +941,22 @@
             <w:tcW w:type="dxa" w:w="2041"/>
           </w:tcPr>
           <w:p>
+            <w:pPr>
+              <w:spacing w:after="0"/>
+            </w:pPr>
             <w:r>
               <w:rPr>
                 <w:sz w:val="17"/>
                 <w:szCs w:val="17"/>
               </w:rPr>
-              <w:t>{AMOUNT}{/contributors}</w:t>
+              <w:t>{AMOUNT}</w:t>
+            </w:r>
+            <w:r>
+              <w:rPr>
+                <w:sz w:val="17"/>
+                <w:szCs w:val="17"/>
+              </w:rPr>
+              <w:t>{/contributors}</w:t>
             </w:r>
           </w:p>
         </w:tc>
@@ -890,7 +989,7 @@
           <w:szCs w:val="21"/>
           <w:bCs w:val="1"/>
         </w:rPr>
-        <w:t>EXPENSES</w:t>
+        <w:t>Expenses / व्यय</w:t>
       </w:r>
     </w:p>
     <w:tbl>
@@ -913,6 +1012,9 @@
             <w:shd w:val="clear" w:fill="FCE9C6"/>
           </w:tcPr>
           <w:p>
+            <w:pPr>
+              <w:spacing w:after="0"/>
+            </w:pPr>
             <w:r>
               <w:rPr>
                 <w:b/>
@@ -920,7 +1022,7 @@
                 <w:szCs w:val="17"/>
                 <w:bCs w:val="1"/>
               </w:rPr>
-              <w:t>Sl</w:t>
+              <w:t>S. No.</w:t>
             </w:r>
           </w:p>
         </w:tc>
@@ -930,6 +1032,9 @@
             <w:shd w:val="clear" w:fill="FCE9C6"/>
           </w:tcPr>
           <w:p>
+            <w:pPr>
+              <w:spacing w:after="0"/>
+            </w:pPr>
             <w:r>
               <w:rPr>
                 <w:b/>
@@ -947,6 +1052,9 @@
             <w:shd w:val="clear" w:fill="FCE9C6"/>
           </w:tcPr>
           <w:p>
+            <w:pPr>
+              <w:spacing w:after="0"/>
+            </w:pPr>
             <w:r>
               <w:rPr>
                 <w:b/>
@@ -964,6 +1072,9 @@
             <w:shd w:val="clear" w:fill="FCE9C6"/>
           </w:tcPr>
           <w:p>
+            <w:pPr>
+              <w:spacing w:after="0"/>
+            </w:pPr>
             <w:r>
               <w:rPr>
                 <w:b/>
@@ -982,6 +1093,9 @@
             <w:tcW w:type="dxa" w:w="2551"/>
           </w:tcPr>
           <w:p>
+            <w:pPr>
+              <w:spacing w:after="0"/>
+            </w:pPr>
             <w:r>
               <w:rPr>
                 <w:sz w:val="17"/>
@@ -996,6 +1110,9 @@
             <w:tcW w:type="dxa" w:w="2551"/>
           </w:tcPr>
           <w:p>
+            <w:pPr>
+              <w:spacing w:after="0"/>
+            </w:pPr>
             <w:r>
               <w:rPr>
                 <w:sz w:val="17"/>
@@ -1010,6 +1127,9 @@
             <w:tcW w:type="dxa" w:w="2551"/>
           </w:tcPr>
           <w:p>
+            <w:pPr>
+              <w:spacing w:after="0"/>
+            </w:pPr>
             <w:r>
               <w:rPr>
                 <w:sz w:val="17"/>
@@ -1024,12 +1144,22 @@
             <w:tcW w:type="dxa" w:w="2551"/>
           </w:tcPr>
           <w:p>
+            <w:pPr>
+              <w:spacing w:after="0"/>
+            </w:pPr>
             <w:r>
               <w:rPr>
                 <w:sz w:val="17"/>
                 <w:szCs w:val="17"/>
               </w:rPr>
-              <w:t>{AMOUNT}{/expenses}</w:t>
+              <w:t>{AMOUNT}</w:t>
+            </w:r>
+            <w:r>
+              <w:rPr>
+                <w:sz w:val="17"/>
+                <w:szCs w:val="17"/>
+              </w:rPr>
+              <w:t>{/expenses}</w:t>
             </w:r>
           </w:p>
         </w:tc>
@@ -1061,7 +1191,7 @@
           <w:sz w:val="15"/>
           <w:szCs w:val="15"/>
         </w:rPr>
-        <w:t>Generated at: {GENERATED_AT}</w:t>
+        <w:t>Generated at / जनरेट: {GENERATED_AT}</w:t>
       </w:r>
     </w:p>
     <w:sectPr>

--- a/mgmt/frontend/public/sample-templates/report-en-sample.docx
+++ b/mgmt/frontend/public/sample-templates/report-en-sample.docx
@@ -116,17 +116,17 @@
     </w:p>
     <w:p>
       <w:pPr>
-        <w:spacing w:after="40" w:before="60"/>
+        <w:spacing w:after="40" w:before="40"/>
       </w:pPr>
       <w:r>
         <w:rPr>
           <w:b/>
           <w:color w:val="8B1E1E"/>
-          <w:sz w:val="21"/>
-          <w:szCs w:val="21"/>
+          <w:sz w:val="22"/>
+          <w:szCs w:val="22"/>
           <w:bCs w:val="1"/>
         </w:rPr>
-        <w:t>सारांश / Summary</w:t>
+        <w:t>Summary / सारांश</w:t>
       </w:r>
     </w:p>
     <w:tbl>
@@ -142,7 +142,7 @@
       <w:tr>
         <w:tc>
           <w:tcPr>
-            <w:tcW w:type="dxa" w:w="6236"/>
+            <w:tcW w:type="dxa" w:w="7087"/>
           </w:tcPr>
           <w:p>
             <w:pPr>
@@ -161,7 +161,7 @@
         </w:tc>
         <w:tc>
           <w:tcPr>
-            <w:tcW w:type="dxa" w:w="3402"/>
+            <w:tcW w:type="dxa" w:w="2551"/>
           </w:tcPr>
           <w:p>
             <w:pPr>
@@ -180,7 +180,7 @@
       <w:tr>
         <w:tc>
           <w:tcPr>
-            <w:tcW w:type="dxa" w:w="6236"/>
+            <w:tcW w:type="dxa" w:w="7087"/>
           </w:tcPr>
           <w:p>
             <w:pPr>
@@ -193,13 +193,13 @@
                 <w:szCs w:val="19"/>
                 <w:bCs w:val="1"/>
               </w:rPr>
-              <w:t>Past Loan Returned (with Interest):</w:t>
+              <w:t>Past Loan Returned (with Int.):</w:t>
             </w:r>
           </w:p>
         </w:tc>
         <w:tc>
           <w:tcPr>
-            <w:tcW w:type="dxa" w:w="3402"/>
+            <w:tcW w:type="dxa" w:w="2551"/>
           </w:tcPr>
           <w:p>
             <w:pPr>
@@ -218,7 +218,7 @@
       <w:tr>
         <w:tc>
           <w:tcPr>
-            <w:tcW w:type="dxa" w:w="6236"/>
+            <w:tcW w:type="dxa" w:w="7087"/>
           </w:tcPr>
           <w:p>
             <w:pPr>
@@ -237,7 +237,7 @@
         </w:tc>
         <w:tc>
           <w:tcPr>
-            <w:tcW w:type="dxa" w:w="3402"/>
+            <w:tcW w:type="dxa" w:w="2551"/>
           </w:tcPr>
           <w:p>
             <w:pPr>
@@ -256,7 +256,7 @@
       <w:tr>
         <w:tc>
           <w:tcPr>
-            <w:tcW w:type="dxa" w:w="6236"/>
+            <w:tcW w:type="dxa" w:w="7087"/>
           </w:tcPr>
           <w:p>
             <w:pPr>
@@ -275,7 +275,7 @@
         </w:tc>
         <w:tc>
           <w:tcPr>
-            <w:tcW w:type="dxa" w:w="3402"/>
+            <w:tcW w:type="dxa" w:w="2551"/>
           </w:tcPr>
           <w:p>
             <w:pPr>
@@ -294,7 +294,7 @@
       <w:tr>
         <w:tc>
           <w:tcPr>
-            <w:tcW w:type="dxa" w:w="6236"/>
+            <w:tcW w:type="dxa" w:w="7087"/>
           </w:tcPr>
           <w:p>
             <w:pPr>
@@ -313,7 +313,7 @@
         </w:tc>
         <w:tc>
           <w:tcPr>
-            <w:tcW w:type="dxa" w:w="3402"/>
+            <w:tcW w:type="dxa" w:w="2551"/>
           </w:tcPr>
           <w:p>
             <w:pPr>
@@ -332,14 +332,474 @@
     </w:tbl>
     <w:p>
       <w:pPr>
-        <w:spacing w:after="40" w:before="120"/>
+        <w:spacing w:after="40" w:before="160"/>
       </w:pPr>
       <w:r>
         <w:rPr>
           <w:b/>
           <w:color w:val="8B1E1E"/>
-          <w:sz w:val="21"/>
-          <w:szCs w:val="21"/>
+          <w:sz w:val="22"/>
+          <w:szCs w:val="22"/>
+          <w:bCs w:val="1"/>
+        </w:rPr>
+        <w:t>Expenses / व्यय</w:t>
+      </w:r>
+    </w:p>
+    <w:tbl>
+      <w:tblPr>
+        <w:tblStyle w:val="TableGrid"/>
+        <w:tblW w:type="auto" w:w="0"/>
+        <w:jc w:val="center"/>
+        <w:tblLook w:firstColumn="1" w:firstRow="1" w:lastColumn="0" w:lastRow="0" w:noHBand="0" w:noVBand="1" w:val="04A0"/>
+      </w:tblPr>
+      <w:tblGrid>
+        <w:gridCol w:w="2551"/>
+        <w:gridCol w:w="2551"/>
+        <w:gridCol w:w="2551"/>
+        <w:gridCol w:w="2551"/>
+      </w:tblGrid>
+      <w:tr>
+        <w:tc>
+          <w:tcPr>
+            <w:tcW w:type="dxa" w:w="2551"/>
+            <w:shd w:val="clear" w:fill="FCE9C6"/>
+          </w:tcPr>
+          <w:p>
+            <w:pPr>
+              <w:spacing w:after="0"/>
+            </w:pPr>
+            <w:r>
+              <w:rPr>
+                <w:b/>
+                <w:sz w:val="17"/>
+                <w:szCs w:val="17"/>
+                <w:bCs w:val="1"/>
+              </w:rPr>
+              <w:t>S. No.</w:t>
+            </w:r>
+          </w:p>
+        </w:tc>
+        <w:tc>
+          <w:tcPr>
+            <w:tcW w:type="dxa" w:w="2551"/>
+            <w:shd w:val="clear" w:fill="FCE9C6"/>
+          </w:tcPr>
+          <w:p>
+            <w:pPr>
+              <w:spacing w:after="0"/>
+            </w:pPr>
+            <w:r>
+              <w:rPr>
+                <w:b/>
+                <w:sz w:val="17"/>
+                <w:szCs w:val="17"/>
+                <w:bCs w:val="1"/>
+              </w:rPr>
+              <w:t>Description</w:t>
+            </w:r>
+          </w:p>
+        </w:tc>
+        <w:tc>
+          <w:tcPr>
+            <w:tcW w:type="dxa" w:w="2551"/>
+            <w:shd w:val="clear" w:fill="FCE9C6"/>
+          </w:tcPr>
+          <w:p>
+            <w:pPr>
+              <w:spacing w:after="0"/>
+            </w:pPr>
+            <w:r>
+              <w:rPr>
+                <w:b/>
+                <w:sz w:val="17"/>
+                <w:szCs w:val="17"/>
+                <w:bCs w:val="1"/>
+              </w:rPr>
+              <w:t>Category</w:t>
+            </w:r>
+          </w:p>
+        </w:tc>
+        <w:tc>
+          <w:tcPr>
+            <w:tcW w:type="dxa" w:w="2551"/>
+            <w:shd w:val="clear" w:fill="FCE9C6"/>
+          </w:tcPr>
+          <w:p>
+            <w:pPr>
+              <w:spacing w:after="0"/>
+            </w:pPr>
+            <w:r>
+              <w:rPr>
+                <w:b/>
+                <w:sz w:val="17"/>
+                <w:szCs w:val="17"/>
+                <w:bCs w:val="1"/>
+              </w:rPr>
+              <w:t>Amount</w:t>
+            </w:r>
+          </w:p>
+        </w:tc>
+      </w:tr>
+      <w:tr>
+        <w:tc>
+          <w:tcPr>
+            <w:tcW w:type="dxa" w:w="2551"/>
+          </w:tcPr>
+          <w:p>
+            <w:pPr>
+              <w:spacing w:after="0"/>
+            </w:pPr>
+            <w:r>
+              <w:rPr>
+                <w:sz w:val="17"/>
+                <w:szCs w:val="17"/>
+              </w:rPr>
+              <w:t>{#expenses}{SL_NO}</w:t>
+            </w:r>
+          </w:p>
+        </w:tc>
+        <w:tc>
+          <w:tcPr>
+            <w:tcW w:type="dxa" w:w="2551"/>
+          </w:tcPr>
+          <w:p>
+            <w:pPr>
+              <w:spacing w:after="0"/>
+            </w:pPr>
+            <w:r>
+              <w:rPr>
+                <w:sz w:val="17"/>
+                <w:szCs w:val="17"/>
+              </w:rPr>
+              <w:t>{DESCRIPTION}</w:t>
+            </w:r>
+          </w:p>
+        </w:tc>
+        <w:tc>
+          <w:tcPr>
+            <w:tcW w:type="dxa" w:w="2551"/>
+          </w:tcPr>
+          <w:p>
+            <w:pPr>
+              <w:spacing w:after="0"/>
+            </w:pPr>
+            <w:r>
+              <w:rPr>
+                <w:sz w:val="17"/>
+                <w:szCs w:val="17"/>
+              </w:rPr>
+              <w:t>{CATEGORY}</w:t>
+            </w:r>
+          </w:p>
+        </w:tc>
+        <w:tc>
+          <w:tcPr>
+            <w:tcW w:type="dxa" w:w="2551"/>
+          </w:tcPr>
+          <w:p>
+            <w:pPr>
+              <w:spacing w:after="0"/>
+            </w:pPr>
+            <w:r>
+              <w:rPr>
+                <w:sz w:val="17"/>
+                <w:szCs w:val="17"/>
+              </w:rPr>
+              <w:t>{AMOUNT}</w:t>
+            </w:r>
+            <w:r>
+              <w:rPr>
+                <w:sz w:val="17"/>
+                <w:szCs w:val="17"/>
+              </w:rPr>
+              <w:t>{/expenses}</w:t>
+            </w:r>
+          </w:p>
+        </w:tc>
+      </w:tr>
+    </w:tbl>
+    <w:p>
+      <w:pPr>
+        <w:spacing w:after="40" w:before="40"/>
+      </w:pPr>
+      <w:r>
+        <w:rPr>
+          <w:i/>
+          <w:color w:val="555555"/>
+          <w:sz w:val="17"/>
+          <w:szCs w:val="17"/>
+          <w:iCs w:val="1"/>
+        </w:rPr>
+        <w:t>{^expenses}No expenses.{/expenses}</w:t>
+      </w:r>
+    </w:p>
+    <w:p>
+      <w:pPr>
+        <w:spacing w:after="0"/>
+      </w:pPr>
+      <w:r>
+        <w:br w:type="page"/>
+      </w:r>
+    </w:p>
+    <w:p>
+      <w:pPr>
+        <w:spacing w:after="40" w:before="40"/>
+      </w:pPr>
+      <w:r>
+        <w:rPr>
+          <w:b/>
+          <w:color w:val="8B1E1E"/>
+          <w:sz w:val="22"/>
+          <w:szCs w:val="22"/>
+          <w:bCs w:val="1"/>
+        </w:rPr>
+        <w:t>Contributors / योगदानकर्ता</w:t>
+      </w:r>
+    </w:p>
+    <w:tbl>
+      <w:tblPr>
+        <w:tblStyle w:val="TableGrid"/>
+        <w:tblW w:type="auto" w:w="0"/>
+        <w:jc w:val="center"/>
+        <w:tblLook w:firstColumn="1" w:firstRow="1" w:lastColumn="0" w:lastRow="0" w:noHBand="0" w:noVBand="1" w:val="04A0"/>
+      </w:tblPr>
+      <w:tblGrid>
+        <w:gridCol w:w="2041"/>
+        <w:gridCol w:w="2041"/>
+        <w:gridCol w:w="2041"/>
+        <w:gridCol w:w="2041"/>
+        <w:gridCol w:w="2041"/>
+      </w:tblGrid>
+      <w:tr>
+        <w:tc>
+          <w:tcPr>
+            <w:tcW w:type="dxa" w:w="2041"/>
+            <w:shd w:val="clear" w:fill="FCE9C6"/>
+          </w:tcPr>
+          <w:p>
+            <w:pPr>
+              <w:spacing w:after="0"/>
+            </w:pPr>
+            <w:r>
+              <w:rPr>
+                <w:b/>
+                <w:sz w:val="17"/>
+                <w:szCs w:val="17"/>
+                <w:bCs w:val="1"/>
+              </w:rPr>
+              <w:t>S. No.</w:t>
+            </w:r>
+          </w:p>
+        </w:tc>
+        <w:tc>
+          <w:tcPr>
+            <w:tcW w:type="dxa" w:w="2041"/>
+            <w:shd w:val="clear" w:fill="FCE9C6"/>
+          </w:tcPr>
+          <w:p>
+            <w:pPr>
+              <w:spacing w:after="0"/>
+            </w:pPr>
+            <w:r>
+              <w:rPr>
+                <w:b/>
+                <w:sz w:val="17"/>
+                <w:szCs w:val="17"/>
+                <w:bCs w:val="1"/>
+              </w:rPr>
+              <w:t>Name</w:t>
+            </w:r>
+          </w:p>
+        </w:tc>
+        <w:tc>
+          <w:tcPr>
+            <w:tcW w:type="dxa" w:w="2041"/>
+            <w:shd w:val="clear" w:fill="FCE9C6"/>
+          </w:tcPr>
+          <w:p>
+            <w:pPr>
+              <w:spacing w:after="0"/>
+            </w:pPr>
+            <w:r>
+              <w:rPr>
+                <w:b/>
+                <w:sz w:val="17"/>
+                <w:szCs w:val="17"/>
+                <w:bCs w:val="1"/>
+              </w:rPr>
+              <w:t>Father's Name</w:t>
+            </w:r>
+          </w:p>
+        </w:tc>
+        <w:tc>
+          <w:tcPr>
+            <w:tcW w:type="dxa" w:w="2041"/>
+            <w:shd w:val="clear" w:fill="FCE9C6"/>
+          </w:tcPr>
+          <w:p>
+            <w:pPr>
+              <w:spacing w:after="0"/>
+            </w:pPr>
+            <w:r>
+              <w:rPr>
+                <w:b/>
+                <w:sz w:val="17"/>
+                <w:szCs w:val="17"/>
+                <w:bCs w:val="1"/>
+              </w:rPr>
+              <w:t>Village</w:t>
+            </w:r>
+          </w:p>
+        </w:tc>
+        <w:tc>
+          <w:tcPr>
+            <w:tcW w:type="dxa" w:w="2041"/>
+            <w:shd w:val="clear" w:fill="FCE9C6"/>
+          </w:tcPr>
+          <w:p>
+            <w:pPr>
+              <w:spacing w:after="0"/>
+            </w:pPr>
+            <w:r>
+              <w:rPr>
+                <w:b/>
+                <w:sz w:val="17"/>
+                <w:szCs w:val="17"/>
+                <w:bCs w:val="1"/>
+              </w:rPr>
+              <w:t>Amount</w:t>
+            </w:r>
+          </w:p>
+        </w:tc>
+      </w:tr>
+      <w:tr>
+        <w:tc>
+          <w:tcPr>
+            <w:tcW w:type="dxa" w:w="2041"/>
+          </w:tcPr>
+          <w:p>
+            <w:pPr>
+              <w:spacing w:after="0"/>
+            </w:pPr>
+            <w:r>
+              <w:rPr>
+                <w:sz w:val="17"/>
+                <w:szCs w:val="17"/>
+              </w:rPr>
+              <w:t>{#contributors}{SL_NO}</w:t>
+            </w:r>
+          </w:p>
+        </w:tc>
+        <w:tc>
+          <w:tcPr>
+            <w:tcW w:type="dxa" w:w="2041"/>
+          </w:tcPr>
+          <w:p>
+            <w:pPr>
+              <w:spacing w:after="0"/>
+            </w:pPr>
+            <w:r>
+              <w:rPr>
+                <w:sz w:val="17"/>
+                <w:szCs w:val="17"/>
+              </w:rPr>
+              <w:t>{NAME}</w:t>
+            </w:r>
+          </w:p>
+        </w:tc>
+        <w:tc>
+          <w:tcPr>
+            <w:tcW w:type="dxa" w:w="2041"/>
+          </w:tcPr>
+          <w:p>
+            <w:pPr>
+              <w:spacing w:after="0"/>
+            </w:pPr>
+            <w:r>
+              <w:rPr>
+                <w:sz w:val="17"/>
+                <w:szCs w:val="17"/>
+              </w:rPr>
+              <w:t>{FATHER_NAME}</w:t>
+            </w:r>
+          </w:p>
+        </w:tc>
+        <w:tc>
+          <w:tcPr>
+            <w:tcW w:type="dxa" w:w="2041"/>
+          </w:tcPr>
+          <w:p>
+            <w:pPr>
+              <w:spacing w:after="0"/>
+            </w:pPr>
+            <w:r>
+              <w:rPr>
+                <w:sz w:val="17"/>
+                <w:szCs w:val="17"/>
+              </w:rPr>
+              <w:t>{VILLAGE}</w:t>
+            </w:r>
+          </w:p>
+        </w:tc>
+        <w:tc>
+          <w:tcPr>
+            <w:tcW w:type="dxa" w:w="2041"/>
+          </w:tcPr>
+          <w:p>
+            <w:pPr>
+              <w:spacing w:after="0"/>
+            </w:pPr>
+            <w:r>
+              <w:rPr>
+                <w:sz w:val="17"/>
+                <w:szCs w:val="17"/>
+              </w:rPr>
+              <w:t>{AMOUNT}</w:t>
+            </w:r>
+            <w:r>
+              <w:rPr>
+                <w:sz w:val="17"/>
+                <w:szCs w:val="17"/>
+              </w:rPr>
+              <w:t>{/contributors}</w:t>
+            </w:r>
+          </w:p>
+        </w:tc>
+      </w:tr>
+    </w:tbl>
+    <w:p>
+      <w:pPr>
+        <w:spacing w:after="40" w:before="40"/>
+      </w:pPr>
+      <w:r>
+        <w:rPr>
+          <w:i/>
+          <w:color w:val="555555"/>
+          <w:sz w:val="17"/>
+          <w:szCs w:val="17"/>
+          <w:iCs w:val="1"/>
+        </w:rPr>
+        <w:t>{^contributors}No contributors.{/contributors}</w:t>
+      </w:r>
+    </w:p>
+    <w:p>
+      <w:pPr>
+        <w:spacing w:after="0"/>
+      </w:pPr>
+      <w:r>
+        <w:br w:type="page"/>
+      </w:r>
+    </w:p>
+    <w:p>
+      <w:pPr>
+        <w:spacing w:after="40" w:before="40"/>
+      </w:pPr>
+      <w:r>
+        <w:rPr>
+          <w:b/>
+          <w:color w:val="8B1E1E"/>
+          <w:sz w:val="22"/>
+          <w:szCs w:val="22"/>
           <w:bCs w:val="1"/>
         </w:rPr>
         <w:t>Loans / ऋण</w:t>
@@ -573,14 +1033,14 @@
     </w:p>
     <w:p>
       <w:pPr>
-        <w:spacing w:after="40" w:before="120"/>
+        <w:spacing w:after="40" w:before="160"/>
       </w:pPr>
       <w:r>
         <w:rPr>
           <w:b/>
           <w:color w:val="8B1E1E"/>
-          <w:sz w:val="21"/>
-          <w:szCs w:val="21"/>
+          <w:sz w:val="22"/>
+          <w:szCs w:val="22"/>
           <w:bCs w:val="1"/>
         </w:rPr>
         <w:t>Guarantors / गारंटर</w:t>
@@ -734,450 +1194,6 @@
           <w:iCs w:val="1"/>
         </w:rPr>
         <w:t>{^guarantors}No guarantors.{/guarantors}</w:t>
-      </w:r>
-    </w:p>
-    <w:p>
-      <w:pPr>
-        <w:spacing w:after="40" w:before="120"/>
-      </w:pPr>
-      <w:r>
-        <w:rPr>
-          <w:b/>
-          <w:color w:val="8B1E1E"/>
-          <w:sz w:val="21"/>
-          <w:szCs w:val="21"/>
-          <w:bCs w:val="1"/>
-        </w:rPr>
-        <w:t>Contributors / योगदानकर्ता</w:t>
-      </w:r>
-    </w:p>
-    <w:tbl>
-      <w:tblPr>
-        <w:tblStyle w:val="TableGrid"/>
-        <w:tblW w:type="auto" w:w="0"/>
-        <w:jc w:val="center"/>
-        <w:tblLook w:firstColumn="1" w:firstRow="1" w:lastColumn="0" w:lastRow="0" w:noHBand="0" w:noVBand="1" w:val="04A0"/>
-      </w:tblPr>
-      <w:tblGrid>
-        <w:gridCol w:w="2041"/>
-        <w:gridCol w:w="2041"/>
-        <w:gridCol w:w="2041"/>
-        <w:gridCol w:w="2041"/>
-        <w:gridCol w:w="2041"/>
-      </w:tblGrid>
-      <w:tr>
-        <w:tc>
-          <w:tcPr>
-            <w:tcW w:type="dxa" w:w="2041"/>
-            <w:shd w:val="clear" w:fill="FCE9C6"/>
-          </w:tcPr>
-          <w:p>
-            <w:pPr>
-              <w:spacing w:after="0"/>
-            </w:pPr>
-            <w:r>
-              <w:rPr>
-                <w:b/>
-                <w:sz w:val="17"/>
-                <w:szCs w:val="17"/>
-                <w:bCs w:val="1"/>
-              </w:rPr>
-              <w:t>S. No.</w:t>
-            </w:r>
-          </w:p>
-        </w:tc>
-        <w:tc>
-          <w:tcPr>
-            <w:tcW w:type="dxa" w:w="2041"/>
-            <w:shd w:val="clear" w:fill="FCE9C6"/>
-          </w:tcPr>
-          <w:p>
-            <w:pPr>
-              <w:spacing w:after="0"/>
-            </w:pPr>
-            <w:r>
-              <w:rPr>
-                <w:b/>
-                <w:sz w:val="17"/>
-                <w:szCs w:val="17"/>
-                <w:bCs w:val="1"/>
-              </w:rPr>
-              <w:t>Name</w:t>
-            </w:r>
-          </w:p>
-        </w:tc>
-        <w:tc>
-          <w:tcPr>
-            <w:tcW w:type="dxa" w:w="2041"/>
-            <w:shd w:val="clear" w:fill="FCE9C6"/>
-          </w:tcPr>
-          <w:p>
-            <w:pPr>
-              <w:spacing w:after="0"/>
-            </w:pPr>
-            <w:r>
-              <w:rPr>
-                <w:b/>
-                <w:sz w:val="17"/>
-                <w:szCs w:val="17"/>
-                <w:bCs w:val="1"/>
-              </w:rPr>
-              <w:t>Father's Name</w:t>
-            </w:r>
-          </w:p>
-        </w:tc>
-        <w:tc>
-          <w:tcPr>
-            <w:tcW w:type="dxa" w:w="2041"/>
-            <w:shd w:val="clear" w:fill="FCE9C6"/>
-          </w:tcPr>
-          <w:p>
-            <w:pPr>
-              <w:spacing w:after="0"/>
-            </w:pPr>
-            <w:r>
-              <w:rPr>
-                <w:b/>
-                <w:sz w:val="17"/>
-                <w:szCs w:val="17"/>
-                <w:bCs w:val="1"/>
-              </w:rPr>
-              <w:t>Village</w:t>
-            </w:r>
-          </w:p>
-        </w:tc>
-        <w:tc>
-          <w:tcPr>
-            <w:tcW w:type="dxa" w:w="2041"/>
-            <w:shd w:val="clear" w:fill="FCE9C6"/>
-          </w:tcPr>
-          <w:p>
-            <w:pPr>
-              <w:spacing w:after="0"/>
-            </w:pPr>
-            <w:r>
-              <w:rPr>
-                <w:b/>
-                <w:sz w:val="17"/>
-                <w:szCs w:val="17"/>
-                <w:bCs w:val="1"/>
-              </w:rPr>
-              <w:t>Amount</w:t>
-            </w:r>
-          </w:p>
-        </w:tc>
-      </w:tr>
-      <w:tr>
-        <w:tc>
-          <w:tcPr>
-            <w:tcW w:type="dxa" w:w="2041"/>
-          </w:tcPr>
-          <w:p>
-            <w:pPr>
-              <w:spacing w:after="0"/>
-            </w:pPr>
-            <w:r>
-              <w:rPr>
-                <w:sz w:val="17"/>
-                <w:szCs w:val="17"/>
-              </w:rPr>
-              <w:t>{#contributors}{SL_NO}</w:t>
-            </w:r>
-          </w:p>
-        </w:tc>
-        <w:tc>
-          <w:tcPr>
-            <w:tcW w:type="dxa" w:w="2041"/>
-          </w:tcPr>
-          <w:p>
-            <w:pPr>
-              <w:spacing w:after="0"/>
-            </w:pPr>
-            <w:r>
-              <w:rPr>
-                <w:sz w:val="17"/>
-                <w:szCs w:val="17"/>
-              </w:rPr>
-              <w:t>{NAME}</w:t>
-            </w:r>
-          </w:p>
-        </w:tc>
-        <w:tc>
-          <w:tcPr>
-            <w:tcW w:type="dxa" w:w="2041"/>
-          </w:tcPr>
-          <w:p>
-            <w:pPr>
-              <w:spacing w:after="0"/>
-            </w:pPr>
-            <w:r>
-              <w:rPr>
-                <w:sz w:val="17"/>
-                <w:szCs w:val="17"/>
-              </w:rPr>
-              <w:t>{FATHER_NAME}</w:t>
-            </w:r>
-          </w:p>
-        </w:tc>
-        <w:tc>
-          <w:tcPr>
-            <w:tcW w:type="dxa" w:w="2041"/>
-          </w:tcPr>
-          <w:p>
-            <w:pPr>
-              <w:spacing w:after="0"/>
-            </w:pPr>
-            <w:r>
-              <w:rPr>
-                <w:sz w:val="17"/>
-                <w:szCs w:val="17"/>
-              </w:rPr>
-              <w:t>{VILLAGE}</w:t>
-            </w:r>
-          </w:p>
-        </w:tc>
-        <w:tc>
-          <w:tcPr>
-            <w:tcW w:type="dxa" w:w="2041"/>
-          </w:tcPr>
-          <w:p>
-            <w:pPr>
-              <w:spacing w:after="0"/>
-            </w:pPr>
-            <w:r>
-              <w:rPr>
-                <w:sz w:val="17"/>
-                <w:szCs w:val="17"/>
-              </w:rPr>
-              <w:t>{AMOUNT}</w:t>
-            </w:r>
-            <w:r>
-              <w:rPr>
-                <w:sz w:val="17"/>
-                <w:szCs w:val="17"/>
-              </w:rPr>
-              <w:t>{/contributors}</w:t>
-            </w:r>
-          </w:p>
-        </w:tc>
-      </w:tr>
-    </w:tbl>
-    <w:p>
-      <w:pPr>
-        <w:spacing w:after="40" w:before="40"/>
-      </w:pPr>
-      <w:r>
-        <w:rPr>
-          <w:i/>
-          <w:color w:val="555555"/>
-          <w:sz w:val="17"/>
-          <w:szCs w:val="17"/>
-          <w:iCs w:val="1"/>
-        </w:rPr>
-        <w:t>{^contributors}No contributors.{/contributors}</w:t>
-      </w:r>
-    </w:p>
-    <w:p>
-      <w:pPr>
-        <w:spacing w:after="40" w:before="120"/>
-      </w:pPr>
-      <w:r>
-        <w:rPr>
-          <w:b/>
-          <w:color w:val="8B1E1E"/>
-          <w:sz w:val="21"/>
-          <w:szCs w:val="21"/>
-          <w:bCs w:val="1"/>
-        </w:rPr>
-        <w:t>Expenses / व्यय</w:t>
-      </w:r>
-    </w:p>
-    <w:tbl>
-      <w:tblPr>
-        <w:tblStyle w:val="TableGrid"/>
-        <w:tblW w:type="auto" w:w="0"/>
-        <w:jc w:val="center"/>
-        <w:tblLook w:firstColumn="1" w:firstRow="1" w:lastColumn="0" w:lastRow="0" w:noHBand="0" w:noVBand="1" w:val="04A0"/>
-      </w:tblPr>
-      <w:tblGrid>
-        <w:gridCol w:w="2551"/>
-        <w:gridCol w:w="2551"/>
-        <w:gridCol w:w="2551"/>
-        <w:gridCol w:w="2551"/>
-      </w:tblGrid>
-      <w:tr>
-        <w:tc>
-          <w:tcPr>
-            <w:tcW w:type="dxa" w:w="2551"/>
-            <w:shd w:val="clear" w:fill="FCE9C6"/>
-          </w:tcPr>
-          <w:p>
-            <w:pPr>
-              <w:spacing w:after="0"/>
-            </w:pPr>
-            <w:r>
-              <w:rPr>
-                <w:b/>
-                <w:sz w:val="17"/>
-                <w:szCs w:val="17"/>
-                <w:bCs w:val="1"/>
-              </w:rPr>
-              <w:t>S. No.</w:t>
-            </w:r>
-          </w:p>
-        </w:tc>
-        <w:tc>
-          <w:tcPr>
-            <w:tcW w:type="dxa" w:w="2551"/>
-            <w:shd w:val="clear" w:fill="FCE9C6"/>
-          </w:tcPr>
-          <w:p>
-            <w:pPr>
-              <w:spacing w:after="0"/>
-            </w:pPr>
-            <w:r>
-              <w:rPr>
-                <w:b/>
-                <w:sz w:val="17"/>
-                <w:szCs w:val="17"/>
-                <w:bCs w:val="1"/>
-              </w:rPr>
-              <w:t>Description</w:t>
-            </w:r>
-          </w:p>
-        </w:tc>
-        <w:tc>
-          <w:tcPr>
-            <w:tcW w:type="dxa" w:w="2551"/>
-            <w:shd w:val="clear" w:fill="FCE9C6"/>
-          </w:tcPr>
-          <w:p>
-            <w:pPr>
-              <w:spacing w:after="0"/>
-            </w:pPr>
-            <w:r>
-              <w:rPr>
-                <w:b/>
-                <w:sz w:val="17"/>
-                <w:szCs w:val="17"/>
-                <w:bCs w:val="1"/>
-              </w:rPr>
-              <w:t>Category</w:t>
-            </w:r>
-          </w:p>
-        </w:tc>
-        <w:tc>
-          <w:tcPr>
-            <w:tcW w:type="dxa" w:w="2551"/>
-            <w:shd w:val="clear" w:fill="FCE9C6"/>
-          </w:tcPr>
-          <w:p>
-            <w:pPr>
-              <w:spacing w:after="0"/>
-            </w:pPr>
-            <w:r>
-              <w:rPr>
-                <w:b/>
-                <w:sz w:val="17"/>
-                <w:szCs w:val="17"/>
-                <w:bCs w:val="1"/>
-              </w:rPr>
-              <w:t>Amount</w:t>
-            </w:r>
-          </w:p>
-        </w:tc>
-      </w:tr>
-      <w:tr>
-        <w:tc>
-          <w:tcPr>
-            <w:tcW w:type="dxa" w:w="2551"/>
-          </w:tcPr>
-          <w:p>
-            <w:pPr>
-              <w:spacing w:after="0"/>
-            </w:pPr>
-            <w:r>
-              <w:rPr>
-                <w:sz w:val="17"/>
-                <w:szCs w:val="17"/>
-              </w:rPr>
-              <w:t>{#expenses}{SL_NO}</w:t>
-            </w:r>
-          </w:p>
-        </w:tc>
-        <w:tc>
-          <w:tcPr>
-            <w:tcW w:type="dxa" w:w="2551"/>
-          </w:tcPr>
-          <w:p>
-            <w:pPr>
-              <w:spacing w:after="0"/>
-            </w:pPr>
-            <w:r>
-              <w:rPr>
-                <w:sz w:val="17"/>
-                <w:szCs w:val="17"/>
-              </w:rPr>
-              <w:t>{DESCRIPTION}</w:t>
-            </w:r>
-          </w:p>
-        </w:tc>
-        <w:tc>
-          <w:tcPr>
-            <w:tcW w:type="dxa" w:w="2551"/>
-          </w:tcPr>
-          <w:p>
-            <w:pPr>
-              <w:spacing w:after="0"/>
-            </w:pPr>
-            <w:r>
-              <w:rPr>
-                <w:sz w:val="17"/>
-                <w:szCs w:val="17"/>
-              </w:rPr>
-              <w:t>{CATEGORY}</w:t>
-            </w:r>
-          </w:p>
-        </w:tc>
-        <w:tc>
-          <w:tcPr>
-            <w:tcW w:type="dxa" w:w="2551"/>
-          </w:tcPr>
-          <w:p>
-            <w:pPr>
-              <w:spacing w:after="0"/>
-            </w:pPr>
-            <w:r>
-              <w:rPr>
-                <w:sz w:val="17"/>
-                <w:szCs w:val="17"/>
-              </w:rPr>
-              <w:t>{AMOUNT}</w:t>
-            </w:r>
-            <w:r>
-              <w:rPr>
-                <w:sz w:val="17"/>
-                <w:szCs w:val="17"/>
-              </w:rPr>
-              <w:t>{/expenses}</w:t>
-            </w:r>
-          </w:p>
-        </w:tc>
-      </w:tr>
-    </w:tbl>
-    <w:p>
-      <w:pPr>
-        <w:spacing w:after="40" w:before="40"/>
-      </w:pPr>
-      <w:r>
-        <w:rPr>
-          <w:i/>
-          <w:color w:val="555555"/>
-          <w:sz w:val="17"/>
-          <w:szCs w:val="17"/>
-          <w:iCs w:val="1"/>
-        </w:rPr>
-        <w:t>{^expenses}No expenses.{/expenses}</w:t>
       </w:r>
     </w:p>
     <w:p>
